--- a/Assignment_3_Fractional_Knapsack/Assignment_3_Fractional_Knapsack.docx
+++ b/Assignment_3_Fractional_Knapsack/Assignment_3_Fractional_Knapsack.docx
@@ -8,7 +8,7 @@
         <w:shd w:val="clear" w:color="auto" w:fill="F4F7FA"/>
         <w:spacing w:before="0" w:after="0" w:afterAutospacing="0"/>
         <w:jc w:val="center"/>
-        <w:divId w:val="944847783"/>
+        <w:divId w:val="266742502"/>
         <w:rPr>
           <w:rFonts w:ascii="Calibri" w:eastAsia="Times New Roman" w:hAnsi="Calibri" w:cs="Calibri"/>
           <w:color w:val="003366"/>
@@ -27,7 +27,7 @@
         <w:pStyle w:val="Heading1"/>
         <w:shd w:val="clear" w:color="auto" w:fill="F4F7FA"/>
         <w:spacing w:before="75" w:beforeAutospacing="0"/>
-        <w:divId w:val="944847783"/>
+        <w:divId w:val="266742502"/>
         <w:rPr>
           <w:rFonts w:ascii="Calibri" w:eastAsia="Times New Roman" w:hAnsi="Calibri" w:cs="Calibri"/>
         </w:rPr>
@@ -45,7 +45,7 @@
         <w:shd w:val="clear" w:color="auto" w:fill="F4F7FA"/>
         <w:spacing w:before="0" w:beforeAutospacing="0" w:after="0" w:afterAutospacing="0"/>
         <w:jc w:val="center"/>
-        <w:divId w:val="944847783"/>
+        <w:divId w:val="266742502"/>
         <w:rPr>
           <w:rFonts w:ascii="Calibri" w:hAnsi="Calibri" w:cs="Calibri"/>
           <w:i/>
@@ -69,7 +69,7 @@
         <w:shd w:val="clear" w:color="auto" w:fill="F4F7FA"/>
         <w:spacing w:before="45" w:beforeAutospacing="0" w:after="45" w:afterAutospacing="0"/>
         <w:jc w:val="center"/>
-        <w:divId w:val="944847783"/>
+        <w:divId w:val="266742502"/>
         <w:rPr>
           <w:rFonts w:ascii="Calibri" w:hAnsi="Calibri" w:cs="Calibri"/>
           <w:color w:val="1A1A1A"/>
@@ -91,18 +91,18 @@
       <w:pPr>
         <w:shd w:val="clear" w:color="auto" w:fill="F4F7FA"/>
         <w:jc w:val="center"/>
-        <w:divId w:val="944847783"/>
-        <w:rPr>
-          <w:rFonts w:ascii="Calibri" w:eastAsia="Times New Roman" w:hAnsi="Calibri" w:cs="Calibri"/>
-          <w:color w:val="1A1A1A"/>
-        </w:rPr>
-      </w:pPr>
-      <w:r>
-        <w:rPr>
-          <w:rFonts w:ascii="Calibri" w:eastAsia="Times New Roman" w:hAnsi="Calibri" w:cs="Calibri"/>
-          <w:color w:val="1A1A1A"/>
-        </w:rPr>
-        <w:pict w14:anchorId="31FEE6AE">
+        <w:divId w:val="266742502"/>
+        <w:rPr>
+          <w:rFonts w:ascii="Calibri" w:eastAsia="Times New Roman" w:hAnsi="Calibri" w:cs="Calibri"/>
+          <w:color w:val="1A1A1A"/>
+        </w:rPr>
+      </w:pPr>
+      <w:r>
+        <w:rPr>
+          <w:rFonts w:ascii="Calibri" w:eastAsia="Times New Roman" w:hAnsi="Calibri" w:cs="Calibri"/>
+          <w:color w:val="1A1A1A"/>
+        </w:rPr>
+        <w:pict>
           <v:rect id="_x0000_i1025" style="width:0;height:1.5pt" o:hralign="center" o:hrstd="t" o:hr="t" fillcolor="#a0a0a0" stroked="f"/>
         </w:pict>
       </w:r>
@@ -116,7 +116,7 @@
         <w:shd w:val="clear" w:color="auto" w:fill="F4F7FA"/>
         <w:spacing w:before="75" w:after="75" w:afterAutospacing="0"/>
         <w:jc w:val="center"/>
-        <w:divId w:val="944847783"/>
+        <w:divId w:val="266742502"/>
         <w:rPr>
           <w:rFonts w:ascii="Calibri" w:eastAsia="Times New Roman" w:hAnsi="Calibri" w:cs="Calibri"/>
           <w:color w:val="003366"/>
@@ -127,7 +127,7 @@
           <w:rFonts w:ascii="Calibri" w:eastAsia="Times New Roman" w:hAnsi="Calibri" w:cs="Calibri"/>
           <w:color w:val="003366"/>
         </w:rPr>
-        <w:t>Assignment No 3: Fractional Knapsack</w:t>
+        <w:t>Assignment No. 3: Emergency Relief Supply Distribution</w:t>
       </w:r>
     </w:p>
     <w:p>
@@ -136,12 +136,12 @@
         <w:shd w:val="clear" w:color="auto" w:fill="F4F7FA"/>
         <w:spacing w:before="0" w:beforeAutospacing="0" w:after="0" w:afterAutospacing="0"/>
         <w:jc w:val="center"/>
-        <w:divId w:val="944847783"/>
+        <w:divId w:val="266742502"/>
         <w:rPr>
           <w:rFonts w:ascii="Calibri" w:hAnsi="Calibri" w:cs="Calibri"/>
           <w:b/>
           <w:bCs/>
-          <w:color w:val="1A1A1A"/>
+          <w:color w:val="003366"/>
         </w:rPr>
       </w:pPr>
       <w:r>
@@ -149,9 +149,9 @@
           <w:rFonts w:ascii="Calibri" w:hAnsi="Calibri" w:cs="Calibri"/>
           <w:b/>
           <w:bCs/>
-          <w:color w:val="1A1A1A"/>
-        </w:rPr>
-        <w:t>Emergency Relief Supply Distribution</w:t>
+          <w:color w:val="003366"/>
+        </w:rPr>
+        <w:t>(Fractional Knapsack)</w:t>
       </w:r>
     </w:p>
     <w:p>
@@ -159,7 +159,7 @@
         <w:pStyle w:val="NormalWeb"/>
         <w:shd w:val="clear" w:color="auto" w:fill="EEF4FB"/>
         <w:spacing w:before="45" w:beforeAutospacing="0" w:after="45" w:afterAutospacing="0"/>
-        <w:divId w:val="308559302"/>
+        <w:divId w:val="1263610788"/>
         <w:rPr>
           <w:rFonts w:ascii="Calibri" w:hAnsi="Calibri" w:cs="Calibri"/>
           <w:b/>
@@ -190,7 +190,7 @@
         <w:pStyle w:val="NormalWeb"/>
         <w:shd w:val="clear" w:color="auto" w:fill="EEF4FB"/>
         <w:spacing w:before="45" w:beforeAutospacing="0" w:after="45" w:afterAutospacing="0"/>
-        <w:divId w:val="308559302"/>
+        <w:divId w:val="1263610788"/>
         <w:rPr>
           <w:rFonts w:ascii="Calibri" w:hAnsi="Calibri" w:cs="Calibri"/>
           <w:b/>
@@ -221,7 +221,7 @@
         <w:pStyle w:val="NormalWeb"/>
         <w:shd w:val="clear" w:color="auto" w:fill="EEF4FB"/>
         <w:spacing w:before="45" w:beforeAutospacing="0" w:after="45" w:afterAutospacing="0"/>
-        <w:divId w:val="308559302"/>
+        <w:divId w:val="1263610788"/>
         <w:rPr>
           <w:rFonts w:ascii="Calibri" w:hAnsi="Calibri" w:cs="Calibri"/>
           <w:b/>
@@ -252,7 +252,7 @@
         <w:pStyle w:val="NormalWeb"/>
         <w:shd w:val="clear" w:color="auto" w:fill="EEF4FB"/>
         <w:spacing w:before="45" w:beforeAutospacing="0" w:after="45" w:afterAutospacing="0"/>
-        <w:divId w:val="308559302"/>
+        <w:divId w:val="1263610788"/>
         <w:rPr>
           <w:rFonts w:ascii="Calibri" w:hAnsi="Calibri" w:cs="Calibri"/>
           <w:b/>
@@ -281,7 +281,7 @@
     <w:p>
       <w:pPr>
         <w:pStyle w:val="Heading2"/>
-        <w:divId w:val="897279548"/>
+        <w:divId w:val="1159231286"/>
         <w:rPr>
           <w:rFonts w:ascii="Calibri" w:eastAsia="Times New Roman" w:hAnsi="Calibri" w:cs="Calibri"/>
         </w:rPr>
@@ -296,7 +296,7 @@
     <w:p>
       <w:pPr>
         <w:pStyle w:val="NormalWeb"/>
-        <w:divId w:val="897279548"/>
+        <w:divId w:val="1159231286"/>
         <w:rPr>
           <w:rFonts w:ascii="Calibri" w:hAnsi="Calibri" w:cs="Calibri"/>
           <w:color w:val="1A1A1A"/>
@@ -312,17 +312,19 @@
     </w:p>
     <w:p>
       <w:pPr>
-        <w:pStyle w:val="Heading2"/>
-        <w:divId w:val="897279548"/>
-        <w:rPr>
-          <w:rFonts w:ascii="Calibri" w:eastAsia="Times New Roman" w:hAnsi="Calibri" w:cs="Calibri"/>
-        </w:rPr>
-      </w:pPr>
-      <w:r>
-        <w:rPr>
-          <w:rFonts w:ascii="Calibri" w:eastAsia="Times New Roman" w:hAnsi="Calibri" w:cs="Calibri"/>
-        </w:rPr>
-        <w:t>2. Goals:</w:t>
+        <w:pStyle w:val="NormalWeb"/>
+        <w:divId w:val="1159231286"/>
+        <w:rPr>
+          <w:rFonts w:ascii="Calibri" w:hAnsi="Calibri" w:cs="Calibri"/>
+          <w:color w:val="1A1A1A"/>
+        </w:rPr>
+      </w:pPr>
+      <w:r>
+        <w:rPr>
+          <w:rFonts w:ascii="Calibri" w:hAnsi="Calibri" w:cs="Calibri"/>
+          <w:color w:val="1A1A1A"/>
+        </w:rPr>
+        <w:t>Each type of relief item has:</w:t>
       </w:r>
     </w:p>
     <w:p>
@@ -332,18 +334,33 @@
           <w:numId w:val="1"/>
         </w:numPr>
         <w:spacing w:before="100" w:beforeAutospacing="1" w:after="100" w:afterAutospacing="1"/>
-        <w:divId w:val="897279548"/>
-        <w:rPr>
-          <w:rFonts w:ascii="Calibri" w:eastAsia="Times New Roman" w:hAnsi="Calibri" w:cs="Calibri"/>
-          <w:color w:val="1A1A1A"/>
-        </w:rPr>
-      </w:pPr>
-      <w:r>
-        <w:rPr>
-          <w:rFonts w:ascii="Calibri" w:eastAsia="Times New Roman" w:hAnsi="Calibri" w:cs="Calibri"/>
-          <w:color w:val="1A1A1A"/>
-        </w:rPr>
-        <w:t>Implement the Fractional Knapsack algorithm to maximize the total utility value of the supplies transported.</w:t>
+        <w:divId w:val="1159231286"/>
+        <w:rPr>
+          <w:rFonts w:ascii="Calibri" w:eastAsia="Times New Roman" w:hAnsi="Calibri" w:cs="Calibri"/>
+          <w:color w:val="1A1A1A"/>
+        </w:rPr>
+      </w:pPr>
+      <w:r>
+        <w:rPr>
+          <w:rFonts w:ascii="Calibri" w:eastAsia="Times New Roman" w:hAnsi="Calibri" w:cs="Calibri"/>
+          <w:color w:val="1A1A1A"/>
+        </w:rPr>
+        <w:t>A weight (w</w:t>
+      </w:r>
+      <w:r>
+        <w:rPr>
+          <w:rFonts w:ascii="Calibri" w:eastAsia="Times New Roman" w:hAnsi="Calibri" w:cs="Calibri"/>
+          <w:color w:val="1A1A1A"/>
+          <w:vertAlign w:val="subscript"/>
+        </w:rPr>
+        <w:t>i</w:t>
+      </w:r>
+      <w:r>
+        <w:rPr>
+          <w:rFonts w:ascii="Calibri" w:eastAsia="Times New Roman" w:hAnsi="Calibri" w:cs="Calibri"/>
+          <w:color w:val="1A1A1A"/>
+        </w:rPr>
+        <w:t>) in kilograms.</w:t>
       </w:r>
     </w:p>
     <w:p>
@@ -353,18 +370,33 @@
           <w:numId w:val="1"/>
         </w:numPr>
         <w:spacing w:before="100" w:beforeAutospacing="1" w:after="100" w:afterAutospacing="1"/>
-        <w:divId w:val="897279548"/>
-        <w:rPr>
-          <w:rFonts w:ascii="Calibri" w:eastAsia="Times New Roman" w:hAnsi="Calibri" w:cs="Calibri"/>
-          <w:color w:val="1A1A1A"/>
-        </w:rPr>
-      </w:pPr>
-      <w:r>
-        <w:rPr>
-          <w:rFonts w:ascii="Calibri" w:eastAsia="Times New Roman" w:hAnsi="Calibri" w:cs="Calibri"/>
-          <w:color w:val="1A1A1A"/>
-        </w:rPr>
-        <w:t>Prioritize high-value items while considering weight constraints.</w:t>
+        <w:divId w:val="1159231286"/>
+        <w:rPr>
+          <w:rFonts w:ascii="Calibri" w:eastAsia="Times New Roman" w:hAnsi="Calibri" w:cs="Calibri"/>
+          <w:color w:val="1A1A1A"/>
+        </w:rPr>
+      </w:pPr>
+      <w:r>
+        <w:rPr>
+          <w:rFonts w:ascii="Calibri" w:eastAsia="Times New Roman" w:hAnsi="Calibri" w:cs="Calibri"/>
+          <w:color w:val="1A1A1A"/>
+        </w:rPr>
+        <w:t>Utility value (v</w:t>
+      </w:r>
+      <w:r>
+        <w:rPr>
+          <w:rFonts w:ascii="Calibri" w:eastAsia="Times New Roman" w:hAnsi="Calibri" w:cs="Calibri"/>
+          <w:color w:val="1A1A1A"/>
+          <w:vertAlign w:val="subscript"/>
+        </w:rPr>
+        <w:t>i</w:t>
+      </w:r>
+      <w:r>
+        <w:rPr>
+          <w:rFonts w:ascii="Calibri" w:eastAsia="Times New Roman" w:hAnsi="Calibri" w:cs="Calibri"/>
+          <w:color w:val="1A1A1A"/>
+        </w:rPr>
+        <w:t>) indicating its importance (e.g., medicine has higher value than food).</w:t>
       </w:r>
     </w:p>
     <w:p>
@@ -374,54 +406,33 @@
           <w:numId w:val="1"/>
         </w:numPr>
         <w:spacing w:before="100" w:beforeAutospacing="1" w:after="100" w:afterAutospacing="1"/>
-        <w:divId w:val="897279548"/>
-        <w:rPr>
-          <w:rFonts w:ascii="Calibri" w:eastAsia="Times New Roman" w:hAnsi="Calibri" w:cs="Calibri"/>
-          <w:color w:val="1A1A1A"/>
-        </w:rPr>
-      </w:pPr>
-      <w:r>
-        <w:rPr>
-          <w:rFonts w:ascii="Calibri" w:eastAsia="Times New Roman" w:hAnsi="Calibri" w:cs="Calibri"/>
-          <w:color w:val="1A1A1A"/>
-        </w:rPr>
-        <w:t>Allow partial selection of divisible items (e.g., carrying a fraction of food packets).</w:t>
-      </w:r>
-    </w:p>
-    <w:p>
-      <w:pPr>
-        <w:numPr>
-          <w:ilvl w:val="0"/>
-          <w:numId w:val="1"/>
-        </w:numPr>
-        <w:spacing w:before="100" w:beforeAutospacing="1" w:after="100" w:afterAutospacing="1"/>
-        <w:divId w:val="897279548"/>
-        <w:rPr>
-          <w:rFonts w:ascii="Calibri" w:eastAsia="Times New Roman" w:hAnsi="Calibri" w:cs="Calibri"/>
-          <w:color w:val="1A1A1A"/>
-        </w:rPr>
-      </w:pPr>
-      <w:r>
-        <w:rPr>
-          <w:rFonts w:ascii="Calibri" w:eastAsia="Times New Roman" w:hAnsi="Calibri" w:cs="Calibri"/>
-          <w:color w:val="1A1A1A"/>
-        </w:rPr>
-        <w:t>Ensure that the boat carries the most critical supplies given its weight limit W.</w:t>
+        <w:divId w:val="1159231286"/>
+        <w:rPr>
+          <w:rFonts w:ascii="Calibri" w:eastAsia="Times New Roman" w:hAnsi="Calibri" w:cs="Calibri"/>
+          <w:color w:val="1A1A1A"/>
+        </w:rPr>
+      </w:pPr>
+      <w:r>
+        <w:rPr>
+          <w:rFonts w:ascii="Calibri" w:eastAsia="Times New Roman" w:hAnsi="Calibri" w:cs="Calibri"/>
+          <w:color w:val="1A1A1A"/>
+        </w:rPr>
+        <w:t>Some items can be divided into smaller portions (e.g., food and water), while others must be taken as a whole (e.g., medical kits).</w:t>
       </w:r>
     </w:p>
     <w:p>
       <w:pPr>
         <w:pStyle w:val="Heading2"/>
-        <w:divId w:val="897279548"/>
-        <w:rPr>
-          <w:rFonts w:ascii="Calibri" w:eastAsia="Times New Roman" w:hAnsi="Calibri" w:cs="Calibri"/>
-        </w:rPr>
-      </w:pPr>
-      <w:r>
-        <w:rPr>
-          <w:rFonts w:ascii="Calibri" w:eastAsia="Times New Roman" w:hAnsi="Calibri" w:cs="Calibri"/>
-        </w:rPr>
-        <w:t>3. Course Objectives &amp; Outcomes:</w:t>
+        <w:divId w:val="1159231286"/>
+        <w:rPr>
+          <w:rFonts w:ascii="Calibri" w:eastAsia="Times New Roman" w:hAnsi="Calibri" w:cs="Calibri"/>
+        </w:rPr>
+      </w:pPr>
+      <w:r>
+        <w:rPr>
+          <w:rFonts w:ascii="Calibri" w:eastAsia="Times New Roman" w:hAnsi="Calibri" w:cs="Calibri"/>
+        </w:rPr>
+        <w:t>2. Goals:</w:t>
       </w:r>
     </w:p>
     <w:p>
@@ -431,18 +442,18 @@
           <w:numId w:val="2"/>
         </w:numPr>
         <w:spacing w:before="100" w:beforeAutospacing="1" w:after="100" w:afterAutospacing="1"/>
-        <w:divId w:val="897279548"/>
-        <w:rPr>
-          <w:rFonts w:ascii="Calibri" w:eastAsia="Times New Roman" w:hAnsi="Calibri" w:cs="Calibri"/>
-          <w:color w:val="1A1A1A"/>
-        </w:rPr>
-      </w:pPr>
-      <w:r>
-        <w:rPr>
-          <w:rFonts w:ascii="Calibri" w:eastAsia="Times New Roman" w:hAnsi="Calibri" w:cs="Calibri"/>
-          <w:color w:val="1A1A1A"/>
-        </w:rPr>
-        <w:t>To know the basics of computational complexity of various algorithms.</w:t>
+        <w:divId w:val="1159231286"/>
+        <w:rPr>
+          <w:rFonts w:ascii="Calibri" w:eastAsia="Times New Roman" w:hAnsi="Calibri" w:cs="Calibri"/>
+          <w:color w:val="1A1A1A"/>
+        </w:rPr>
+      </w:pPr>
+      <w:r>
+        <w:rPr>
+          <w:rFonts w:ascii="Calibri" w:eastAsia="Times New Roman" w:hAnsi="Calibri" w:cs="Calibri"/>
+          <w:color w:val="1A1A1A"/>
+        </w:rPr>
+        <w:t>Implement the Fractional Knapsack algorithm to maximize the total utility value of the supplies transported.</w:t>
       </w:r>
     </w:p>
     <w:p>
@@ -452,18 +463,18 @@
           <w:numId w:val="2"/>
         </w:numPr>
         <w:spacing w:before="100" w:beforeAutospacing="1" w:after="100" w:afterAutospacing="1"/>
-        <w:divId w:val="897279548"/>
-        <w:rPr>
-          <w:rFonts w:ascii="Calibri" w:eastAsia="Times New Roman" w:hAnsi="Calibri" w:cs="Calibri"/>
-          <w:color w:val="1A1A1A"/>
-        </w:rPr>
-      </w:pPr>
-      <w:r>
-        <w:rPr>
-          <w:rFonts w:ascii="Calibri" w:eastAsia="Times New Roman" w:hAnsi="Calibri" w:cs="Calibri"/>
-          <w:color w:val="1A1A1A"/>
-        </w:rPr>
-        <w:t>To select appropriate algorithm design strategies to solve real-world problems.</w:t>
+        <w:divId w:val="1159231286"/>
+        <w:rPr>
+          <w:rFonts w:ascii="Calibri" w:eastAsia="Times New Roman" w:hAnsi="Calibri" w:cs="Calibri"/>
+          <w:color w:val="1A1A1A"/>
+        </w:rPr>
+      </w:pPr>
+      <w:r>
+        <w:rPr>
+          <w:rFonts w:ascii="Calibri" w:eastAsia="Times New Roman" w:hAnsi="Calibri" w:cs="Calibri"/>
+          <w:color w:val="1A1A1A"/>
+        </w:rPr>
+        <w:t>Prioritize high-value items while considering weight constraints.</w:t>
       </w:r>
     </w:p>
     <w:p>
@@ -473,96 +484,54 @@
           <w:numId w:val="2"/>
         </w:numPr>
         <w:spacing w:before="100" w:beforeAutospacing="1" w:after="100" w:afterAutospacing="1"/>
-        <w:divId w:val="897279548"/>
-        <w:rPr>
-          <w:rFonts w:ascii="Calibri" w:eastAsia="Times New Roman" w:hAnsi="Calibri" w:cs="Calibri"/>
-          <w:color w:val="1A1A1A"/>
-        </w:rPr>
-      </w:pPr>
-      <w:r>
-        <w:rPr>
-          <w:rFonts w:ascii="Calibri" w:eastAsia="Times New Roman" w:hAnsi="Calibri" w:cs="Calibri"/>
-          <w:color w:val="1A1A1A"/>
-        </w:rPr>
-        <w:t>Solve computational problems by applying suitable paradigms such as Greedy method.</w:t>
+        <w:divId w:val="1159231286"/>
+        <w:rPr>
+          <w:rFonts w:ascii="Calibri" w:eastAsia="Times New Roman" w:hAnsi="Calibri" w:cs="Calibri"/>
+          <w:color w:val="1A1A1A"/>
+        </w:rPr>
+      </w:pPr>
+      <w:r>
+        <w:rPr>
+          <w:rFonts w:ascii="Calibri" w:eastAsia="Times New Roman" w:hAnsi="Calibri" w:cs="Calibri"/>
+          <w:color w:val="1A1A1A"/>
+        </w:rPr>
+        <w:t>Allow partial selection of divisible items (e.g., carrying a fraction of food packets).</w:t>
+      </w:r>
+    </w:p>
+    <w:p>
+      <w:pPr>
+        <w:numPr>
+          <w:ilvl w:val="0"/>
+          <w:numId w:val="2"/>
+        </w:numPr>
+        <w:spacing w:before="100" w:beforeAutospacing="1" w:after="100" w:afterAutospacing="1"/>
+        <w:divId w:val="1159231286"/>
+        <w:rPr>
+          <w:rFonts w:ascii="Calibri" w:eastAsia="Times New Roman" w:hAnsi="Calibri" w:cs="Calibri"/>
+          <w:color w:val="1A1A1A"/>
+        </w:rPr>
+      </w:pPr>
+      <w:r>
+        <w:rPr>
+          <w:rFonts w:ascii="Calibri" w:eastAsia="Times New Roman" w:hAnsi="Calibri" w:cs="Calibri"/>
+          <w:color w:val="1A1A1A"/>
+        </w:rPr>
+        <w:t>Ensure that the boat carries the most critical supplies given its weight limit W.</w:t>
       </w:r>
     </w:p>
     <w:p>
       <w:pPr>
         <w:pStyle w:val="Heading2"/>
-        <w:divId w:val="897279548"/>
-        <w:rPr>
-          <w:rFonts w:ascii="Calibri" w:eastAsia="Times New Roman" w:hAnsi="Calibri" w:cs="Calibri"/>
-        </w:rPr>
-      </w:pPr>
-      <w:r>
-        <w:rPr>
-          <w:rFonts w:ascii="Calibri" w:eastAsia="Times New Roman" w:hAnsi="Calibri" w:cs="Calibri"/>
-        </w:rPr>
-        <w:t>4. Theory (Greedy Strategy):</w:t>
-      </w:r>
-    </w:p>
-    <w:p>
-      <w:pPr>
-        <w:pStyle w:val="NormalWeb"/>
-        <w:divId w:val="897279548"/>
-        <w:rPr>
-          <w:rFonts w:ascii="Calibri" w:hAnsi="Calibri" w:cs="Calibri"/>
-          <w:color w:val="1A1A1A"/>
-        </w:rPr>
-      </w:pPr>
-      <w:r>
-        <w:rPr>
-          <w:rFonts w:ascii="Calibri" w:hAnsi="Calibri" w:cs="Calibri"/>
-          <w:color w:val="1A1A1A"/>
-        </w:rPr>
-        <w:lastRenderedPageBreak/>
-        <w:t>The Fractional Knapsack Problem is solved using a Greedy strategy by computing the ratio of value/utility to weight (v</w:t>
-      </w:r>
-      <w:r>
-        <w:rPr>
-          <w:rFonts w:ascii="Calibri" w:hAnsi="Calibri" w:cs="Calibri"/>
-          <w:color w:val="1A1A1A"/>
-          <w:vertAlign w:val="subscript"/>
-        </w:rPr>
-        <w:t>i</w:t>
-      </w:r>
-      <w:r>
-        <w:rPr>
-          <w:rFonts w:ascii="Calibri" w:hAnsi="Calibri" w:cs="Calibri"/>
-          <w:color w:val="1A1A1A"/>
-        </w:rPr>
-        <w:t xml:space="preserve"> / w</w:t>
-      </w:r>
-      <w:r>
-        <w:rPr>
-          <w:rFonts w:ascii="Calibri" w:hAnsi="Calibri" w:cs="Calibri"/>
-          <w:color w:val="1A1A1A"/>
-          <w:vertAlign w:val="subscript"/>
-        </w:rPr>
-        <w:t>i</w:t>
-      </w:r>
-      <w:r>
-        <w:rPr>
-          <w:rFonts w:ascii="Calibri" w:hAnsi="Calibri" w:cs="Calibri"/>
-          <w:color w:val="1A1A1A"/>
-        </w:rPr>
-        <w:t>) for each item, sorting the items in descending order of this ratio, and selecting items starting from the highest ratio.</w:t>
-      </w:r>
-    </w:p>
-    <w:p>
-      <w:pPr>
-        <w:pStyle w:val="Heading2"/>
-        <w:divId w:val="897279548"/>
-        <w:rPr>
-          <w:rFonts w:ascii="Calibri" w:eastAsia="Times New Roman" w:hAnsi="Calibri" w:cs="Calibri"/>
-        </w:rPr>
-      </w:pPr>
-      <w:r>
-        <w:rPr>
-          <w:rFonts w:ascii="Calibri" w:eastAsia="Times New Roman" w:hAnsi="Calibri" w:cs="Calibri"/>
-        </w:rPr>
-        <w:t>5. Time &amp; Space Complexity:</w:t>
+        <w:divId w:val="1159231286"/>
+        <w:rPr>
+          <w:rFonts w:ascii="Calibri" w:eastAsia="Times New Roman" w:hAnsi="Calibri" w:cs="Calibri"/>
+        </w:rPr>
+      </w:pPr>
+      <w:r>
+        <w:rPr>
+          <w:rFonts w:ascii="Calibri" w:eastAsia="Times New Roman" w:hAnsi="Calibri" w:cs="Calibri"/>
+        </w:rPr>
+        <w:t>3. Course Objectives:</w:t>
       </w:r>
     </w:p>
     <w:p>
@@ -572,26 +541,19 @@
           <w:numId w:val="3"/>
         </w:numPr>
         <w:spacing w:before="100" w:beforeAutospacing="1" w:after="100" w:afterAutospacing="1"/>
-        <w:divId w:val="897279548"/>
-        <w:rPr>
-          <w:rFonts w:ascii="Calibri" w:eastAsia="Times New Roman" w:hAnsi="Calibri" w:cs="Calibri"/>
-          <w:color w:val="1A1A1A"/>
-        </w:rPr>
-      </w:pPr>
-      <w:r>
-        <w:rPr>
-          <w:rStyle w:val="Strong"/>
-          <w:rFonts w:ascii="Calibri" w:eastAsia="Times New Roman" w:hAnsi="Calibri" w:cs="Calibri"/>
-          <w:color w:val="1A1A1A"/>
-        </w:rPr>
-        <w:t>Ratio computation:</w:t>
-      </w:r>
-      <w:r>
-        <w:rPr>
-          <w:rFonts w:ascii="Calibri" w:eastAsia="Times New Roman" w:hAnsi="Calibri" w:cs="Calibri"/>
-          <w:color w:val="1A1A1A"/>
-        </w:rPr>
-        <w:t xml:space="preserve"> O(n)</w:t>
+        <w:divId w:val="1159231286"/>
+        <w:rPr>
+          <w:rFonts w:ascii="Calibri" w:eastAsia="Times New Roman" w:hAnsi="Calibri" w:cs="Calibri"/>
+          <w:color w:val="1A1A1A"/>
+        </w:rPr>
+      </w:pPr>
+      <w:r>
+        <w:rPr>
+          <w:rFonts w:ascii="Calibri" w:eastAsia="Times New Roman" w:hAnsi="Calibri" w:cs="Calibri"/>
+          <w:color w:val="1A1A1A"/>
+        </w:rPr>
+        <w:lastRenderedPageBreak/>
+        <w:t>To know the basics of computational complexity of various algorithms.</w:t>
       </w:r>
     </w:p>
     <w:p>
@@ -601,105 +563,488 @@
           <w:numId w:val="3"/>
         </w:numPr>
         <w:spacing w:before="100" w:beforeAutospacing="1" w:after="100" w:afterAutospacing="1"/>
-        <w:divId w:val="897279548"/>
-        <w:rPr>
-          <w:rFonts w:ascii="Calibri" w:eastAsia="Times New Roman" w:hAnsi="Calibri" w:cs="Calibri"/>
-          <w:color w:val="1A1A1A"/>
-        </w:rPr>
-      </w:pPr>
-      <w:r>
-        <w:rPr>
-          <w:rStyle w:val="Strong"/>
-          <w:rFonts w:ascii="Calibri" w:eastAsia="Times New Roman" w:hAnsi="Calibri" w:cs="Calibri"/>
-          <w:color w:val="1A1A1A"/>
-        </w:rPr>
-        <w:t>Sorting:</w:t>
-      </w:r>
-      <w:r>
-        <w:rPr>
-          <w:rFonts w:ascii="Calibri" w:eastAsia="Times New Roman" w:hAnsi="Calibri" w:cs="Calibri"/>
-          <w:color w:val="1A1A1A"/>
-        </w:rPr>
-        <w:t xml:space="preserve"> O(n log n)</w:t>
+        <w:divId w:val="1159231286"/>
+        <w:rPr>
+          <w:rFonts w:ascii="Calibri" w:eastAsia="Times New Roman" w:hAnsi="Calibri" w:cs="Calibri"/>
+          <w:color w:val="1A1A1A"/>
+        </w:rPr>
+      </w:pPr>
+      <w:r>
+        <w:rPr>
+          <w:rFonts w:ascii="Calibri" w:eastAsia="Times New Roman" w:hAnsi="Calibri" w:cs="Calibri"/>
+          <w:color w:val="1A1A1A"/>
+        </w:rPr>
+        <w:t>To select appropriate algorithm design strategies to solve real-world problems.</w:t>
+      </w:r>
+    </w:p>
+    <w:p>
+      <w:pPr>
+        <w:pStyle w:val="Heading2"/>
+        <w:divId w:val="1159231286"/>
+        <w:rPr>
+          <w:rFonts w:ascii="Calibri" w:eastAsia="Times New Roman" w:hAnsi="Calibri" w:cs="Calibri"/>
+        </w:rPr>
+      </w:pPr>
+      <w:r>
+        <w:rPr>
+          <w:rFonts w:ascii="Calibri" w:eastAsia="Times New Roman" w:hAnsi="Calibri" w:cs="Calibri"/>
+        </w:rPr>
+        <w:t>4. Course Outcomes:</w:t>
+      </w:r>
+    </w:p>
+    <w:p>
+      <w:pPr>
+        <w:pStyle w:val="NormalWeb"/>
+        <w:divId w:val="1159231286"/>
+        <w:rPr>
+          <w:rFonts w:ascii="Calibri" w:hAnsi="Calibri" w:cs="Calibri"/>
+          <w:color w:val="1A1A1A"/>
+        </w:rPr>
+      </w:pPr>
+      <w:r>
+        <w:rPr>
+          <w:rFonts w:ascii="Calibri" w:hAnsi="Calibri" w:cs="Calibri"/>
+          <w:color w:val="1A1A1A"/>
+        </w:rPr>
+        <w:t>After learning the course, students will be able to:</w:t>
       </w:r>
     </w:p>
     <w:p>
       <w:pPr>
         <w:numPr>
           <w:ilvl w:val="0"/>
-          <w:numId w:val="3"/>
+          <w:numId w:val="4"/>
         </w:numPr>
         <w:spacing w:before="100" w:beforeAutospacing="1" w:after="100" w:afterAutospacing="1"/>
-        <w:divId w:val="897279548"/>
-        <w:rPr>
-          <w:rFonts w:ascii="Calibri" w:eastAsia="Times New Roman" w:hAnsi="Calibri" w:cs="Calibri"/>
-          <w:color w:val="1A1A1A"/>
-        </w:rPr>
-      </w:pPr>
-      <w:r>
-        <w:rPr>
-          <w:rStyle w:val="Strong"/>
-          <w:rFonts w:ascii="Calibri" w:eastAsia="Times New Roman" w:hAnsi="Calibri" w:cs="Calibri"/>
-          <w:color w:val="1A1A1A"/>
-        </w:rPr>
-        <w:t>Selection:</w:t>
-      </w:r>
-      <w:r>
-        <w:rPr>
-          <w:rFonts w:ascii="Calibri" w:eastAsia="Times New Roman" w:hAnsi="Calibri" w:cs="Calibri"/>
-          <w:color w:val="1A1A1A"/>
-        </w:rPr>
-        <w:t xml:space="preserve"> O(n)</w:t>
+        <w:divId w:val="1159231286"/>
+        <w:rPr>
+          <w:rFonts w:ascii="Calibri" w:eastAsia="Times New Roman" w:hAnsi="Calibri" w:cs="Calibri"/>
+          <w:color w:val="1A1A1A"/>
+        </w:rPr>
+      </w:pPr>
+      <w:r>
+        <w:rPr>
+          <w:rFonts w:ascii="Calibri" w:eastAsia="Times New Roman" w:hAnsi="Calibri" w:cs="Calibri"/>
+          <w:color w:val="1A1A1A"/>
+        </w:rPr>
+        <w:t>Analyze the asymptotic performance of algorithms.</w:t>
       </w:r>
     </w:p>
     <w:p>
       <w:pPr>
         <w:numPr>
           <w:ilvl w:val="0"/>
-          <w:numId w:val="3"/>
+          <w:numId w:val="4"/>
         </w:numPr>
         <w:spacing w:before="100" w:beforeAutospacing="1" w:after="100" w:afterAutospacing="1"/>
-        <w:divId w:val="897279548"/>
-        <w:rPr>
-          <w:rFonts w:ascii="Calibri" w:eastAsia="Times New Roman" w:hAnsi="Calibri" w:cs="Calibri"/>
-          <w:color w:val="1A1A1A"/>
-        </w:rPr>
-      </w:pPr>
+        <w:divId w:val="1159231286"/>
+        <w:rPr>
+          <w:rFonts w:ascii="Calibri" w:eastAsia="Times New Roman" w:hAnsi="Calibri" w:cs="Calibri"/>
+          <w:color w:val="1A1A1A"/>
+        </w:rPr>
+      </w:pPr>
+      <w:r>
+        <w:rPr>
+          <w:rFonts w:ascii="Calibri" w:eastAsia="Times New Roman" w:hAnsi="Calibri" w:cs="Calibri"/>
+          <w:color w:val="1A1A1A"/>
+        </w:rPr>
+        <w:t>Solve computational problems by applying suitable paradigms such as Greedy method.</w:t>
+      </w:r>
+    </w:p>
+    <w:p>
+      <w:pPr>
+        <w:pStyle w:val="Heading2"/>
+        <w:divId w:val="1159231286"/>
+        <w:rPr>
+          <w:rFonts w:ascii="Calibri" w:eastAsia="Times New Roman" w:hAnsi="Calibri" w:cs="Calibri"/>
+        </w:rPr>
+      </w:pPr>
+      <w:r>
+        <w:rPr>
+          <w:rFonts w:ascii="Calibri" w:eastAsia="Times New Roman" w:hAnsi="Calibri" w:cs="Calibri"/>
+        </w:rPr>
+        <w:t>5. Theory:</w:t>
+      </w:r>
+    </w:p>
+    <w:p>
+      <w:pPr>
+        <w:pStyle w:val="NormalWeb"/>
+        <w:divId w:val="1159231286"/>
+        <w:rPr>
+          <w:rFonts w:ascii="Calibri" w:hAnsi="Calibri" w:cs="Calibri"/>
+          <w:color w:val="1A1A1A"/>
+        </w:rPr>
+      </w:pPr>
+      <w:r>
+        <w:rPr>
+          <w:rFonts w:ascii="Calibri" w:hAnsi="Calibri" w:cs="Calibri"/>
+          <w:color w:val="1A1A1A"/>
+        </w:rPr>
+        <w:t>The Fractional Knapsack Problem is a classic optimization problem: given a set of items—each with weight w</w:t>
+      </w:r>
+      <w:r>
+        <w:rPr>
+          <w:rFonts w:ascii="Calibri" w:hAnsi="Calibri" w:cs="Calibri"/>
+          <w:color w:val="1A1A1A"/>
+          <w:vertAlign w:val="subscript"/>
+        </w:rPr>
+        <w:t>i</w:t>
+      </w:r>
+      <w:r>
+        <w:rPr>
+          <w:rFonts w:ascii="Calibri" w:hAnsi="Calibri" w:cs="Calibri"/>
+          <w:color w:val="1A1A1A"/>
+        </w:rPr>
+        <w:t xml:space="preserve"> and value v</w:t>
+      </w:r>
+      <w:r>
+        <w:rPr>
+          <w:rFonts w:ascii="Calibri" w:hAnsi="Calibri" w:cs="Calibri"/>
+          <w:color w:val="1A1A1A"/>
+          <w:vertAlign w:val="subscript"/>
+        </w:rPr>
+        <w:t>i</w:t>
+      </w:r>
+      <w:r>
+        <w:rPr>
+          <w:rFonts w:ascii="Calibri" w:hAnsi="Calibri" w:cs="Calibri"/>
+          <w:color w:val="1A1A1A"/>
+        </w:rPr>
+        <w:t>—and a maximum capacity W, the objective is to maximize total value by selecting items (or fractions of them) up to capacity.</w:t>
+      </w:r>
+    </w:p>
+    <w:p>
+      <w:pPr>
+        <w:pStyle w:val="NormalWeb"/>
+        <w:divId w:val="1159231286"/>
+        <w:rPr>
+          <w:rFonts w:ascii="Calibri" w:hAnsi="Calibri" w:cs="Calibri"/>
+          <w:color w:val="1A1A1A"/>
+        </w:rPr>
+      </w:pPr>
+      <w:r>
+        <w:rPr>
+          <w:rFonts w:ascii="Calibri" w:hAnsi="Calibri" w:cs="Calibri"/>
+          <w:color w:val="1A1A1A"/>
+        </w:rPr>
+        <w:t>Unlike the 0/1 Knapsack, the fractional version allows partial selection, making it solvable optimally in polynomial time.</w:t>
+      </w:r>
+    </w:p>
+    <w:p>
+      <w:pPr>
+        <w:pStyle w:val="Heading3"/>
+        <w:divId w:val="1159231286"/>
+        <w:rPr>
+          <w:rFonts w:ascii="Calibri" w:eastAsia="Times New Roman" w:hAnsi="Calibri" w:cs="Calibri"/>
+        </w:rPr>
+      </w:pPr>
+      <w:r>
+        <w:rPr>
+          <w:rFonts w:ascii="Calibri" w:eastAsia="Times New Roman" w:hAnsi="Calibri" w:cs="Calibri"/>
+        </w:rPr>
+        <w:t>Algorithm (Greedy Strategy):</w:t>
+      </w:r>
+    </w:p>
+    <w:p>
+      <w:pPr>
+        <w:pStyle w:val="NormalWeb"/>
+        <w:divId w:val="1159231286"/>
+        <w:rPr>
+          <w:rFonts w:ascii="Calibri" w:hAnsi="Calibri" w:cs="Calibri"/>
+          <w:color w:val="1A1A1A"/>
+        </w:rPr>
+      </w:pPr>
+      <w:r>
+        <w:rPr>
+          <w:rFonts w:ascii="Calibri" w:hAnsi="Calibri" w:cs="Calibri"/>
+          <w:color w:val="1A1A1A"/>
+        </w:rPr>
+        <w:t>Compute the value-to-weight ratio v</w:t>
+      </w:r>
+      <w:r>
+        <w:rPr>
+          <w:rFonts w:ascii="Calibri" w:hAnsi="Calibri" w:cs="Calibri"/>
+          <w:color w:val="1A1A1A"/>
+          <w:vertAlign w:val="subscript"/>
+        </w:rPr>
+        <w:t>i</w:t>
+      </w:r>
+      <w:r>
+        <w:rPr>
+          <w:rFonts w:ascii="Calibri" w:hAnsi="Calibri" w:cs="Calibri"/>
+          <w:color w:val="1A1A1A"/>
+        </w:rPr>
+        <w:t xml:space="preserve"> / w</w:t>
+      </w:r>
+      <w:r>
+        <w:rPr>
+          <w:rFonts w:ascii="Calibri" w:hAnsi="Calibri" w:cs="Calibri"/>
+          <w:color w:val="1A1A1A"/>
+          <w:vertAlign w:val="subscript"/>
+        </w:rPr>
+        <w:t>i</w:t>
+      </w:r>
+      <w:r>
+        <w:rPr>
+          <w:rFonts w:ascii="Calibri" w:hAnsi="Calibri" w:cs="Calibri"/>
+          <w:color w:val="1A1A1A"/>
+        </w:rPr>
+        <w:t xml:space="preserve"> for each item.</w:t>
+      </w:r>
+      <w:r>
+        <w:rPr>
+          <w:rFonts w:ascii="Calibri" w:hAnsi="Calibri" w:cs="Calibri"/>
+          <w:color w:val="1A1A1A"/>
+        </w:rPr>
+        <w:br/>
+        <w:t xml:space="preserve">Sort items in </w:t>
+      </w:r>
       <w:r>
         <w:rPr>
           <w:rStyle w:val="Strong"/>
-          <w:rFonts w:ascii="Calibri" w:eastAsia="Times New Roman" w:hAnsi="Calibri" w:cs="Calibri"/>
-          <w:color w:val="1A1A1A"/>
-        </w:rPr>
-        <w:t>Total Time Complexity:</w:t>
-      </w:r>
-      <w:r>
-        <w:rPr>
-          <w:rFonts w:ascii="Calibri" w:eastAsia="Times New Roman" w:hAnsi="Calibri" w:cs="Calibri"/>
-          <w:color w:val="1A1A1A"/>
-        </w:rPr>
-        <w:t xml:space="preserve"> O(n log n)</w:t>
+          <w:rFonts w:ascii="Calibri" w:hAnsi="Calibri" w:cs="Calibri"/>
+          <w:color w:val="1A1A1A"/>
+        </w:rPr>
+        <w:t>descending order</w:t>
+      </w:r>
+      <w:r>
+        <w:rPr>
+          <w:rFonts w:ascii="Calibri" w:hAnsi="Calibri" w:cs="Calibri"/>
+          <w:color w:val="1A1A1A"/>
+        </w:rPr>
+        <w:t xml:space="preserve"> of this ratio.</w:t>
+      </w:r>
+      <w:r>
+        <w:rPr>
+          <w:rFonts w:ascii="Calibri" w:hAnsi="Calibri" w:cs="Calibri"/>
+          <w:color w:val="1A1A1A"/>
+        </w:rPr>
+        <w:br/>
+      </w:r>
+      <w:r>
+        <w:rPr>
+          <w:rFonts w:ascii="Calibri" w:hAnsi="Calibri" w:cs="Calibri"/>
+          <w:color w:val="1A1A1A"/>
+        </w:rPr>
+        <w:t>Fill the knapsack:</w:t>
+      </w:r>
+      <w:r>
+        <w:rPr>
+          <w:rFonts w:ascii="Calibri" w:hAnsi="Calibri" w:cs="Calibri"/>
+          <w:color w:val="1A1A1A"/>
+        </w:rPr>
+        <w:br/>
+        <w:t>Take items fully if they fit.</w:t>
+      </w:r>
+      <w:r>
+        <w:rPr>
+          <w:rFonts w:ascii="Calibri" w:hAnsi="Calibri" w:cs="Calibri"/>
+          <w:color w:val="1A1A1A"/>
+        </w:rPr>
+        <w:br/>
+        <w:t>If capacity runs out, take the exact fraction needed of the current item (only if divisible).</w:t>
+      </w:r>
+      <w:r>
+        <w:rPr>
+          <w:rFonts w:ascii="Calibri" w:hAnsi="Calibri" w:cs="Calibri"/>
+          <w:color w:val="1A1A1A"/>
+        </w:rPr>
+        <w:br/>
+        <w:t>Skip indivisible items that do not fit.</w:t>
+      </w:r>
+    </w:p>
+    <w:p>
+      <w:pPr>
+        <w:pStyle w:val="Heading3"/>
+        <w:divId w:val="1159231286"/>
+        <w:rPr>
+          <w:rFonts w:ascii="Calibri" w:eastAsia="Times New Roman" w:hAnsi="Calibri" w:cs="Calibri"/>
+        </w:rPr>
+      </w:pPr>
+      <w:r>
+        <w:rPr>
+          <w:rFonts w:ascii="Calibri" w:eastAsia="Times New Roman" w:hAnsi="Calibri" w:cs="Calibri"/>
+        </w:rPr>
+        <w:t>Working of Greedy:</w:t>
+      </w:r>
+    </w:p>
+    <w:p>
+      <w:pPr>
+        <w:numPr>
+          <w:ilvl w:val="0"/>
+          <w:numId w:val="5"/>
+        </w:numPr>
+        <w:spacing w:before="100" w:beforeAutospacing="1" w:after="100" w:afterAutospacing="1"/>
+        <w:divId w:val="1159231286"/>
+        <w:rPr>
+          <w:rFonts w:ascii="Calibri" w:eastAsia="Times New Roman" w:hAnsi="Calibri" w:cs="Calibri"/>
+          <w:color w:val="1A1A1A"/>
+        </w:rPr>
+      </w:pPr>
+      <w:r>
+        <w:rPr>
+          <w:rStyle w:val="Strong"/>
+          <w:rFonts w:ascii="Calibri" w:eastAsia="Times New Roman" w:hAnsi="Calibri" w:cs="Calibri"/>
+          <w:color w:val="1A1A1A"/>
+        </w:rPr>
+        <w:t>Greedy-choice property:</w:t>
+      </w:r>
+      <w:r>
+        <w:rPr>
+          <w:rFonts w:ascii="Calibri" w:eastAsia="Times New Roman" w:hAnsi="Calibri" w:cs="Calibri"/>
+          <w:color w:val="1A1A1A"/>
+        </w:rPr>
+        <w:t xml:space="preserve"> Choosing the highest ratio item at each step is always part of an optimal solution.</w:t>
+      </w:r>
+    </w:p>
+    <w:p>
+      <w:pPr>
+        <w:numPr>
+          <w:ilvl w:val="0"/>
+          <w:numId w:val="5"/>
+        </w:numPr>
+        <w:spacing w:before="100" w:beforeAutospacing="1" w:after="100" w:afterAutospacing="1"/>
+        <w:divId w:val="1159231286"/>
+        <w:rPr>
+          <w:rFonts w:ascii="Calibri" w:eastAsia="Times New Roman" w:hAnsi="Calibri" w:cs="Calibri"/>
+          <w:color w:val="1A1A1A"/>
+        </w:rPr>
+      </w:pPr>
+      <w:r>
+        <w:rPr>
+          <w:rStyle w:val="Strong"/>
+          <w:rFonts w:ascii="Calibri" w:eastAsia="Times New Roman" w:hAnsi="Calibri" w:cs="Calibri"/>
+          <w:color w:val="1A1A1A"/>
+        </w:rPr>
+        <w:t>Optimal substructure:</w:t>
+      </w:r>
+      <w:r>
+        <w:rPr>
+          <w:rFonts w:ascii="Calibri" w:eastAsia="Times New Roman" w:hAnsi="Calibri" w:cs="Calibri"/>
+          <w:color w:val="1A1A1A"/>
+        </w:rPr>
+        <w:t xml:space="preserve"> Once part of the knapsack is filled, the remaining capacity forms a smaller instance of the same problem.</w:t>
       </w:r>
     </w:p>
     <w:p>
       <w:pPr>
         <w:pStyle w:val="Heading2"/>
-        <w:divId w:val="897279548"/>
-        <w:rPr>
-          <w:rFonts w:ascii="Calibri" w:eastAsia="Times New Roman" w:hAnsi="Calibri" w:cs="Calibri"/>
-        </w:rPr>
-      </w:pPr>
-      <w:r>
-        <w:rPr>
-          <w:rFonts w:ascii="Calibri" w:eastAsia="Times New Roman" w:hAnsi="Calibri" w:cs="Calibri"/>
-        </w:rPr>
-        <w:t>6. Pseudocode:</w:t>
+        <w:divId w:val="1159231286"/>
+        <w:rPr>
+          <w:rFonts w:ascii="Calibri" w:eastAsia="Times New Roman" w:hAnsi="Calibri" w:cs="Calibri"/>
+        </w:rPr>
+      </w:pPr>
+      <w:r>
+        <w:rPr>
+          <w:rFonts w:ascii="Calibri" w:eastAsia="Times New Roman" w:hAnsi="Calibri" w:cs="Calibri"/>
+        </w:rPr>
+        <w:t>6. Time Complexity:</w:t>
+      </w:r>
+    </w:p>
+    <w:p>
+      <w:pPr>
+        <w:numPr>
+          <w:ilvl w:val="0"/>
+          <w:numId w:val="6"/>
+        </w:numPr>
+        <w:spacing w:before="100" w:beforeAutospacing="1" w:after="100" w:afterAutospacing="1"/>
+        <w:divId w:val="1159231286"/>
+        <w:rPr>
+          <w:rFonts w:ascii="Calibri" w:eastAsia="Times New Roman" w:hAnsi="Calibri" w:cs="Calibri"/>
+          <w:color w:val="1A1A1A"/>
+        </w:rPr>
+      </w:pPr>
+      <w:r>
+        <w:rPr>
+          <w:rFonts w:ascii="Calibri" w:eastAsia="Times New Roman" w:hAnsi="Calibri" w:cs="Calibri"/>
+          <w:color w:val="1A1A1A"/>
+        </w:rPr>
+        <w:t>Ratio computation: O(n)</w:t>
+      </w:r>
+    </w:p>
+    <w:p>
+      <w:pPr>
+        <w:numPr>
+          <w:ilvl w:val="0"/>
+          <w:numId w:val="6"/>
+        </w:numPr>
+        <w:spacing w:before="100" w:beforeAutospacing="1" w:after="100" w:afterAutospacing="1"/>
+        <w:divId w:val="1159231286"/>
+        <w:rPr>
+          <w:rFonts w:ascii="Calibri" w:eastAsia="Times New Roman" w:hAnsi="Calibri" w:cs="Calibri"/>
+          <w:color w:val="1A1A1A"/>
+        </w:rPr>
+      </w:pPr>
+      <w:r>
+        <w:rPr>
+          <w:rFonts w:ascii="Calibri" w:eastAsia="Times New Roman" w:hAnsi="Calibri" w:cs="Calibri"/>
+          <w:color w:val="1A1A1A"/>
+        </w:rPr>
+        <w:t>Sorting: O(n log n)</w:t>
+      </w:r>
+    </w:p>
+    <w:p>
+      <w:pPr>
+        <w:numPr>
+          <w:ilvl w:val="0"/>
+          <w:numId w:val="6"/>
+        </w:numPr>
+        <w:spacing w:before="100" w:beforeAutospacing="1" w:after="100" w:afterAutospacing="1"/>
+        <w:divId w:val="1159231286"/>
+        <w:rPr>
+          <w:rFonts w:ascii="Calibri" w:eastAsia="Times New Roman" w:hAnsi="Calibri" w:cs="Calibri"/>
+          <w:color w:val="1A1A1A"/>
+        </w:rPr>
+      </w:pPr>
+      <w:r>
+        <w:rPr>
+          <w:rFonts w:ascii="Calibri" w:eastAsia="Times New Roman" w:hAnsi="Calibri" w:cs="Calibri"/>
+          <w:color w:val="1A1A1A"/>
+        </w:rPr>
+        <w:t>Selection: O(n)</w:t>
+      </w:r>
+    </w:p>
+    <w:p>
+      <w:pPr>
+        <w:numPr>
+          <w:ilvl w:val="0"/>
+          <w:numId w:val="6"/>
+        </w:numPr>
+        <w:spacing w:before="100" w:beforeAutospacing="1" w:after="100" w:afterAutospacing="1"/>
+        <w:divId w:val="1159231286"/>
+        <w:rPr>
+          <w:rFonts w:ascii="Calibri" w:eastAsia="Times New Roman" w:hAnsi="Calibri" w:cs="Calibri"/>
+          <w:color w:val="1A1A1A"/>
+        </w:rPr>
+      </w:pPr>
+      <w:r>
+        <w:rPr>
+          <w:rFonts w:ascii="Calibri" w:eastAsia="Times New Roman" w:hAnsi="Calibri" w:cs="Calibri"/>
+          <w:color w:val="1A1A1A"/>
+        </w:rPr>
+        <w:t>Total: O(n log n)</w:t>
+      </w:r>
+    </w:p>
+    <w:p>
+      <w:pPr>
+        <w:pStyle w:val="Heading2"/>
+        <w:divId w:val="1159231286"/>
+        <w:rPr>
+          <w:rFonts w:ascii="Calibri" w:eastAsia="Times New Roman" w:hAnsi="Calibri" w:cs="Calibri"/>
+        </w:rPr>
+      </w:pPr>
+      <w:r>
+        <w:rPr>
+          <w:rFonts w:ascii="Calibri" w:eastAsia="Times New Roman" w:hAnsi="Calibri" w:cs="Calibri"/>
+        </w:rPr>
+        <w:lastRenderedPageBreak/>
+        <w:t>7. (Pseudo code)</w:t>
       </w:r>
     </w:p>
     <w:p>
       <w:pPr>
         <w:pStyle w:val="HTMLPreformatted"/>
-        <w:divId w:val="897279548"/>
+        <w:divId w:val="1159231286"/>
         <w:rPr>
           <w:color w:val="1A1A1A"/>
         </w:rPr>
@@ -708,307 +1053,357 @@
     <w:p>
       <w:pPr>
         <w:pStyle w:val="HTMLPreformatted"/>
-        <w:divId w:val="897279548"/>
-        <w:rPr>
-          <w:color w:val="1A1A1A"/>
-        </w:rPr>
-      </w:pPr>
-      <w:r>
-        <w:rPr>
-          <w:color w:val="1A1A1A"/>
-        </w:rPr>
-        <w:t>ALGORITHM MaxUtilFractional(items, W)</w:t>
+        <w:ind w:left="600" w:right="600"/>
+        <w:divId w:val="1159231286"/>
+        <w:rPr>
+          <w:color w:val="1A1A1A"/>
+        </w:rPr>
+      </w:pPr>
+      <w:r>
+        <w:rPr>
+          <w:color w:val="1A1A1A"/>
+        </w:rPr>
+        <w:t>function MaxUtilFractional(items, W):</w:t>
       </w:r>
     </w:p>
     <w:p>
       <w:pPr>
         <w:pStyle w:val="HTMLPreformatted"/>
-        <w:divId w:val="897279548"/>
-        <w:rPr>
-          <w:color w:val="1A1A1A"/>
-        </w:rPr>
-      </w:pPr>
-      <w:r>
-        <w:rPr>
-          <w:color w:val="1A1A1A"/>
-        </w:rPr>
-        <w:t>1. for each item in items do</w:t>
+        <w:ind w:left="600" w:right="600"/>
+        <w:divId w:val="1159231286"/>
+        <w:rPr>
+          <w:color w:val="1A1A1A"/>
+        </w:rPr>
+      </w:pPr>
+      <w:r>
+        <w:rPr>
+          <w:color w:val="1A1A1A"/>
+        </w:rPr>
+        <w:t>Input: items = list of (weight w, value v, isDivisible), capacity W</w:t>
       </w:r>
     </w:p>
     <w:p>
       <w:pPr>
         <w:pStyle w:val="HTMLPreformatted"/>
-        <w:divId w:val="897279548"/>
-        <w:rPr>
-          <w:color w:val="1A1A1A"/>
-        </w:rPr>
-      </w:pPr>
-      <w:r>
-        <w:rPr>
-          <w:color w:val="1A1A1A"/>
-        </w:rPr>
-        <w:t>2.     ratio ← value / weight</w:t>
+        <w:ind w:left="600" w:right="600"/>
+        <w:divId w:val="1159231286"/>
+        <w:rPr>
+          <w:color w:val="1A1A1A"/>
+        </w:rPr>
+      </w:pPr>
+      <w:r>
+        <w:rPr>
+          <w:color w:val="1A1A1A"/>
+        </w:rPr>
+        <w:t>Output: maximum total utility value</w:t>
       </w:r>
     </w:p>
     <w:p>
       <w:pPr>
         <w:pStyle w:val="HTMLPreformatted"/>
-        <w:divId w:val="897279548"/>
-        <w:rPr>
-          <w:color w:val="1A1A1A"/>
-        </w:rPr>
-      </w:pPr>
-      <w:r>
-        <w:rPr>
-          <w:color w:val="1A1A1A"/>
-        </w:rPr>
-        <w:t>3. end for</w:t>
-      </w:r>
+        <w:ind w:left="600" w:right="600"/>
+        <w:divId w:val="1159231286"/>
+        <w:rPr>
+          <w:color w:val="1A1A1A"/>
+        </w:rPr>
+      </w:pPr>
     </w:p>
     <w:p>
       <w:pPr>
         <w:pStyle w:val="HTMLPreformatted"/>
-        <w:divId w:val="897279548"/>
-        <w:rPr>
-          <w:color w:val="1A1A1A"/>
-        </w:rPr>
-      </w:pPr>
-      <w:r>
-        <w:rPr>
-          <w:color w:val="1A1A1A"/>
-        </w:rPr>
-        <w:t>4. Sort items in descending order of ratio</w:t>
+        <w:ind w:left="600" w:right="600"/>
+        <w:divId w:val="1159231286"/>
+        <w:rPr>
+          <w:color w:val="1A1A1A"/>
+        </w:rPr>
+      </w:pPr>
+      <w:r>
+        <w:rPr>
+          <w:color w:val="1A1A1A"/>
+        </w:rPr>
+        <w:t>Compute ratio r[i] = v[i] / w[i] for each item</w:t>
       </w:r>
     </w:p>
     <w:p>
       <w:pPr>
         <w:pStyle w:val="HTMLPreformatted"/>
-        <w:divId w:val="897279548"/>
-        <w:rPr>
-          <w:color w:val="1A1A1A"/>
-        </w:rPr>
-      </w:pPr>
-      <w:r>
-        <w:rPr>
-          <w:color w:val="1A1A1A"/>
-        </w:rPr>
-        <w:t>5. totalValue ← 0, remainingCapacity ← W</w:t>
+        <w:ind w:left="600" w:right="600"/>
+        <w:divId w:val="1159231286"/>
+        <w:rPr>
+          <w:color w:val="1A1A1A"/>
+        </w:rPr>
+      </w:pPr>
+      <w:r>
+        <w:rPr>
+          <w:color w:val="1A1A1A"/>
+        </w:rPr>
+        <w:t>Sort items by descending r[i]</w:t>
       </w:r>
     </w:p>
     <w:p>
       <w:pPr>
         <w:pStyle w:val="HTMLPreformatted"/>
-        <w:divId w:val="897279548"/>
-        <w:rPr>
-          <w:color w:val="1A1A1A"/>
-        </w:rPr>
-      </w:pPr>
-      <w:r>
-        <w:rPr>
-          <w:color w:val="1A1A1A"/>
-        </w:rPr>
-        <w:t>6. for each item in sorted items do</w:t>
-      </w:r>
+        <w:ind w:left="600" w:right="600"/>
+        <w:divId w:val="1159231286"/>
+        <w:rPr>
+          <w:color w:val="1A1A1A"/>
+        </w:rPr>
+      </w:pPr>
     </w:p>
     <w:p>
       <w:pPr>
         <w:pStyle w:val="HTMLPreformatted"/>
-        <w:divId w:val="897279548"/>
-        <w:rPr>
-          <w:color w:val="1A1A1A"/>
-        </w:rPr>
-      </w:pPr>
-      <w:r>
-        <w:rPr>
-          <w:color w:val="1A1A1A"/>
-        </w:rPr>
-        <w:t>7.     if remainingCapacity = 0 then break</w:t>
+        <w:ind w:left="600" w:right="600"/>
+        <w:divId w:val="1159231286"/>
+        <w:rPr>
+          <w:color w:val="1A1A1A"/>
+        </w:rPr>
+      </w:pPr>
+      <w:r>
+        <w:rPr>
+          <w:color w:val="1A1A1A"/>
+        </w:rPr>
+        <w:t>totalValue = 0</w:t>
       </w:r>
     </w:p>
     <w:p>
       <w:pPr>
         <w:pStyle w:val="HTMLPreformatted"/>
-        <w:divId w:val="897279548"/>
-        <w:rPr>
-          <w:color w:val="1A1A1A"/>
-        </w:rPr>
-      </w:pPr>
-      <w:r>
-        <w:rPr>
-          <w:color w:val="1A1A1A"/>
-        </w:rPr>
-        <w:t>8.     if item.weight ≤ remainingCapacity then</w:t>
+        <w:ind w:left="600" w:right="600"/>
+        <w:divId w:val="1159231286"/>
+        <w:rPr>
+          <w:color w:val="1A1A1A"/>
+        </w:rPr>
+      </w:pPr>
+      <w:r>
+        <w:rPr>
+          <w:color w:val="1A1A1A"/>
+        </w:rPr>
+        <w:t>remainingCapacity = W</w:t>
       </w:r>
     </w:p>
     <w:p>
       <w:pPr>
         <w:pStyle w:val="HTMLPreformatted"/>
-        <w:divId w:val="897279548"/>
-        <w:rPr>
-          <w:color w:val="1A1A1A"/>
-        </w:rPr>
-      </w:pPr>
-      <w:r>
-        <w:rPr>
-          <w:color w:val="1A1A1A"/>
-        </w:rPr>
-        <w:t>9.         totalValue ← totalValue + item.value</w:t>
-      </w:r>
+        <w:ind w:left="600" w:right="600"/>
+        <w:divId w:val="1159231286"/>
+        <w:rPr>
+          <w:color w:val="1A1A1A"/>
+        </w:rPr>
+      </w:pPr>
     </w:p>
     <w:p>
       <w:pPr>
         <w:pStyle w:val="HTMLPreformatted"/>
-        <w:divId w:val="897279548"/>
-        <w:rPr>
-          <w:color w:val="1A1A1A"/>
-        </w:rPr>
-      </w:pPr>
-      <w:r>
-        <w:rPr>
-          <w:color w:val="1A1A1A"/>
-        </w:rPr>
-        <w:t>10.        remainingCapacity ← remainingCapacity - item.weight</w:t>
+        <w:ind w:left="600" w:right="600"/>
+        <w:divId w:val="1159231286"/>
+        <w:rPr>
+          <w:color w:val="1A1A1A"/>
+        </w:rPr>
+      </w:pPr>
+      <w:r>
+        <w:rPr>
+          <w:color w:val="1A1A1A"/>
+        </w:rPr>
+        <w:t>for each item in sorted items:</w:t>
       </w:r>
     </w:p>
     <w:p>
       <w:pPr>
         <w:pStyle w:val="HTMLPreformatted"/>
-        <w:divId w:val="897279548"/>
-        <w:rPr>
-          <w:color w:val="1A1A1A"/>
-        </w:rPr>
-      </w:pPr>
-      <w:r>
-        <w:rPr>
-          <w:color w:val="1A1A1A"/>
-        </w:rPr>
-        <w:t>11.    else if item.isDivisible = true then</w:t>
+        <w:ind w:left="600" w:right="600"/>
+        <w:divId w:val="1159231286"/>
+        <w:rPr>
+          <w:color w:val="1A1A1A"/>
+        </w:rPr>
+      </w:pPr>
+      <w:r>
+        <w:rPr>
+          <w:color w:val="1A1A1A"/>
+        </w:rPr>
+        <w:t xml:space="preserve">    if remainingCapacity == 0:</w:t>
       </w:r>
     </w:p>
     <w:p>
       <w:pPr>
         <w:pStyle w:val="HTMLPreformatted"/>
-        <w:divId w:val="897279548"/>
-        <w:rPr>
-          <w:color w:val="1A1A1A"/>
-        </w:rPr>
-      </w:pPr>
-      <w:r>
-        <w:rPr>
-          <w:color w:val="1A1A1A"/>
-        </w:rPr>
-        <w:t>12.        fraction ← remainingCapacity / item.weight</w:t>
+        <w:ind w:left="600" w:right="600"/>
+        <w:divId w:val="1159231286"/>
+        <w:rPr>
+          <w:color w:val="1A1A1A"/>
+        </w:rPr>
+      </w:pPr>
+      <w:r>
+        <w:rPr>
+          <w:color w:val="1A1A1A"/>
+        </w:rPr>
+        <w:t xml:space="preserve">        break</w:t>
       </w:r>
     </w:p>
     <w:p>
       <w:pPr>
         <w:pStyle w:val="HTMLPreformatted"/>
-        <w:divId w:val="897279548"/>
-        <w:rPr>
-          <w:color w:val="1A1A1A"/>
-        </w:rPr>
-      </w:pPr>
-      <w:r>
-        <w:rPr>
-          <w:color w:val="1A1A1A"/>
-        </w:rPr>
-        <w:t>13.        totalValue ← totalValue + (fraction * item.value)</w:t>
+        <w:ind w:left="600" w:right="600"/>
+        <w:divId w:val="1159231286"/>
+        <w:rPr>
+          <w:color w:val="1A1A1A"/>
+        </w:rPr>
+      </w:pPr>
+      <w:r>
+        <w:rPr>
+          <w:color w:val="1A1A1A"/>
+        </w:rPr>
+        <w:t xml:space="preserve">    if item.weight &lt;= remainingCapacity:</w:t>
       </w:r>
     </w:p>
     <w:p>
       <w:pPr>
         <w:pStyle w:val="HTMLPreformatted"/>
-        <w:divId w:val="897279548"/>
-        <w:rPr>
-          <w:color w:val="1A1A1A"/>
-        </w:rPr>
-      </w:pPr>
-      <w:r>
-        <w:rPr>
-          <w:color w:val="1A1A1A"/>
-        </w:rPr>
-        <w:t xml:space="preserve">14.        </w:t>
-      </w:r>
-      <w:r>
-        <w:rPr>
-          <w:color w:val="1A1A1A"/>
-        </w:rPr>
-        <w:t>remainingCapacity ← 0</w:t>
+        <w:ind w:left="600" w:right="600"/>
+        <w:divId w:val="1159231286"/>
+        <w:rPr>
+          <w:color w:val="1A1A1A"/>
+        </w:rPr>
+      </w:pPr>
+      <w:r>
+        <w:rPr>
+          <w:color w:val="1A1A1A"/>
+        </w:rPr>
+        <w:t xml:space="preserve">        totalValue += item.value</w:t>
       </w:r>
     </w:p>
     <w:p>
       <w:pPr>
         <w:pStyle w:val="HTMLPreformatted"/>
-        <w:divId w:val="897279548"/>
-        <w:rPr>
-          <w:color w:val="1A1A1A"/>
-        </w:rPr>
-      </w:pPr>
-      <w:r>
-        <w:rPr>
-          <w:color w:val="1A1A1A"/>
-        </w:rPr>
-        <w:t>15.    end if</w:t>
+        <w:ind w:left="600" w:right="600"/>
+        <w:divId w:val="1159231286"/>
+        <w:rPr>
+          <w:color w:val="1A1A1A"/>
+        </w:rPr>
+      </w:pPr>
+      <w:r>
+        <w:rPr>
+          <w:color w:val="1A1A1A"/>
+        </w:rPr>
+        <w:t xml:space="preserve">        remainingCapacity -= item.weight</w:t>
       </w:r>
     </w:p>
     <w:p>
       <w:pPr>
         <w:pStyle w:val="HTMLPreformatted"/>
-        <w:divId w:val="897279548"/>
-        <w:rPr>
-          <w:color w:val="1A1A1A"/>
-        </w:rPr>
-      </w:pPr>
-      <w:r>
-        <w:rPr>
-          <w:color w:val="1A1A1A"/>
-        </w:rPr>
-        <w:t>16. end for</w:t>
+        <w:ind w:left="600" w:right="600"/>
+        <w:divId w:val="1159231286"/>
+        <w:rPr>
+          <w:color w:val="1A1A1A"/>
+        </w:rPr>
+      </w:pPr>
+      <w:r>
+        <w:rPr>
+          <w:color w:val="1A1A1A"/>
+        </w:rPr>
+        <w:t xml:space="preserve">    </w:t>
+      </w:r>
+      <w:r>
+        <w:rPr>
+          <w:color w:val="1A1A1A"/>
+        </w:rPr>
+        <w:t>else if item.isDivisible:</w:t>
       </w:r>
     </w:p>
     <w:p>
       <w:pPr>
         <w:pStyle w:val="HTMLPreformatted"/>
-        <w:divId w:val="897279548"/>
-        <w:rPr>
-          <w:color w:val="1A1A1A"/>
-        </w:rPr>
-      </w:pPr>
-      <w:r>
-        <w:rPr>
-          <w:color w:val="1A1A1A"/>
-        </w:rPr>
-        <w:t>17. return totalValue</w:t>
+        <w:ind w:left="600" w:right="600"/>
+        <w:divId w:val="1159231286"/>
+        <w:rPr>
+          <w:color w:val="1A1A1A"/>
+        </w:rPr>
+      </w:pPr>
+      <w:r>
+        <w:rPr>
+          <w:color w:val="1A1A1A"/>
+        </w:rPr>
+        <w:t xml:space="preserve">        fraction = remainingCapacity / item.weight</w:t>
       </w:r>
     </w:p>
     <w:p>
       <w:pPr>
         <w:pStyle w:val="HTMLPreformatted"/>
-        <w:divId w:val="897279548"/>
-        <w:rPr>
-          <w:color w:val="1A1A1A"/>
-        </w:rPr>
-      </w:pPr>
-      <w:r>
-        <w:rPr>
-          <w:color w:val="1A1A1A"/>
-        </w:rPr>
-        <w:t>END ALGORITHM</w:t>
+        <w:ind w:left="600" w:right="600"/>
+        <w:divId w:val="1159231286"/>
+        <w:rPr>
+          <w:color w:val="1A1A1A"/>
+        </w:rPr>
+      </w:pPr>
+      <w:r>
+        <w:rPr>
+          <w:color w:val="1A1A1A"/>
+        </w:rPr>
+        <w:t xml:space="preserve">        totalValue += fraction * item.value</w:t>
+      </w:r>
+    </w:p>
+    <w:p>
+      <w:pPr>
+        <w:pStyle w:val="HTMLPreformatted"/>
+        <w:ind w:left="600" w:right="600"/>
+        <w:divId w:val="1159231286"/>
+        <w:rPr>
+          <w:color w:val="1A1A1A"/>
+        </w:rPr>
+      </w:pPr>
+      <w:r>
+        <w:rPr>
+          <w:color w:val="1A1A1A"/>
+        </w:rPr>
+        <w:t xml:space="preserve">        remainingCapacity = 0</w:t>
+      </w:r>
+    </w:p>
+    <w:p>
+      <w:pPr>
+        <w:pStyle w:val="HTMLPreformatted"/>
+        <w:ind w:left="600" w:right="600"/>
+        <w:divId w:val="1159231286"/>
+        <w:rPr>
+          <w:color w:val="1A1A1A"/>
+        </w:rPr>
+      </w:pPr>
+      <w:r>
+        <w:rPr>
+          <w:color w:val="1A1A1A"/>
+        </w:rPr>
+        <w:t xml:space="preserve">    // else if indivisible and can't fit, skip</w:t>
+      </w:r>
+    </w:p>
+    <w:p>
+      <w:pPr>
+        <w:pStyle w:val="HTMLPreformatted"/>
+        <w:ind w:left="600" w:right="600"/>
+        <w:divId w:val="1159231286"/>
+        <w:rPr>
+          <w:color w:val="1A1A1A"/>
+        </w:rPr>
+      </w:pPr>
+      <w:r>
+        <w:rPr>
+          <w:color w:val="1A1A1A"/>
+        </w:rPr>
+        <w:t>return totalValue</w:t>
       </w:r>
     </w:p>
     <w:p>
       <w:pPr>
         <w:pStyle w:val="Heading2"/>
-        <w:divId w:val="897279548"/>
-        <w:rPr>
-          <w:rFonts w:ascii="Calibri" w:eastAsia="Times New Roman" w:hAnsi="Calibri" w:cs="Calibri"/>
-        </w:rPr>
-      </w:pPr>
-      <w:r>
-        <w:rPr>
-          <w:rFonts w:ascii="Calibri" w:eastAsia="Times New Roman" w:hAnsi="Calibri" w:cs="Calibri"/>
-        </w:rPr>
-        <w:t>7. Dataset &amp; Allocation Process (Boat Capacity W = 17 kg):</w:t>
+        <w:ind w:left="600" w:right="600"/>
+        <w:divId w:val="1159231286"/>
+        <w:rPr>
+          <w:rFonts w:ascii="Calibri" w:eastAsia="Times New Roman" w:hAnsi="Calibri" w:cs="Calibri"/>
+        </w:rPr>
+      </w:pPr>
+      <w:r>
+        <w:rPr>
+          <w:rFonts w:ascii="Calibri" w:eastAsia="Times New Roman" w:hAnsi="Calibri" w:cs="Calibri"/>
+        </w:rPr>
+        <w:t>Sample Example:</w:t>
       </w:r>
     </w:p>
     <w:tbl>
@@ -1023,15 +1418,16 @@
         <w:tblLook w:val="04A0" w:firstRow="1" w:lastRow="0" w:firstColumn="1" w:lastColumn="0" w:noHBand="0" w:noVBand="1"/>
       </w:tblPr>
       <w:tblGrid>
-        <w:gridCol w:w="1411"/>
-        <w:gridCol w:w="1440"/>
-        <w:gridCol w:w="914"/>
-        <w:gridCol w:w="1471"/>
-        <w:gridCol w:w="3774"/>
+        <w:gridCol w:w="1261"/>
+        <w:gridCol w:w="1521"/>
+        <w:gridCol w:w="955"/>
+        <w:gridCol w:w="1197"/>
+        <w:gridCol w:w="2139"/>
+        <w:gridCol w:w="1937"/>
       </w:tblGrid>
       <w:tr>
         <w:trPr>
-          <w:divId w:val="897279548"/>
+          <w:divId w:val="1159231286"/>
         </w:trPr>
         <w:tc>
           <w:tcPr>
@@ -1069,7 +1465,7 @@
                 <w:bCs/>
                 <w:color w:val="FFFFFF"/>
               </w:rPr>
-              <w:t>Item Name</w:t>
+              <w:t>Item</w:t>
             </w:r>
           </w:p>
         </w:tc>
@@ -1189,7 +1585,7 @@
                 <w:bCs/>
                 <w:color w:val="FFFFFF"/>
               </w:rPr>
-              <w:t>Ratio (V/W)</w:t>
+              <w:t>Divisible</w:t>
             </w:r>
           </w:p>
         </w:tc>
@@ -1229,14 +1625,54 @@
                 <w:bCs/>
                 <w:color w:val="FFFFFF"/>
               </w:rPr>
-              <w:t>Allocation Decision</w:t>
+              <w:t>Taken</w:t>
+            </w:r>
+          </w:p>
+        </w:tc>
+        <w:tc>
+          <w:tcPr>
+            <w:tcW w:w="0" w:type="auto"/>
+            <w:tcBorders>
+              <w:top w:val="single" w:sz="6" w:space="0" w:color="CCCCCC"/>
+              <w:left w:val="single" w:sz="6" w:space="0" w:color="CCCCCC"/>
+              <w:bottom w:val="single" w:sz="6" w:space="0" w:color="CCCCCC"/>
+              <w:right w:val="single" w:sz="6" w:space="0" w:color="CCCCCC"/>
+            </w:tcBorders>
+            <w:shd w:val="clear" w:color="auto" w:fill="003366"/>
+            <w:tcMar>
+              <w:top w:w="150" w:type="dxa"/>
+              <w:left w:w="150" w:type="dxa"/>
+              <w:bottom w:w="150" w:type="dxa"/>
+              <w:right w:w="150" w:type="dxa"/>
+            </w:tcMar>
+            <w:vAlign w:val="center"/>
+            <w:hideMark/>
+          </w:tcPr>
+          <w:p>
+            <w:pPr>
+              <w:spacing w:before="225" w:after="225"/>
+              <w:rPr>
+                <w:rFonts w:ascii="Calibri" w:eastAsia="Times New Roman" w:hAnsi="Calibri" w:cs="Calibri"/>
+                <w:b/>
+                <w:bCs/>
+                <w:color w:val="FFFFFF"/>
+              </w:rPr>
+            </w:pPr>
+            <w:r>
+              <w:rPr>
+                <w:rFonts w:ascii="Calibri" w:eastAsia="Times New Roman" w:hAnsi="Calibri" w:cs="Calibri"/>
+                <w:b/>
+                <w:bCs/>
+                <w:color w:val="FFFFFF"/>
+              </w:rPr>
+              <w:t>Value Obtained</w:t>
             </w:r>
           </w:p>
         </w:tc>
       </w:tr>
       <w:tr>
         <w:trPr>
-          <w:divId w:val="897279548"/>
+          <w:divId w:val="1159231286"/>
         </w:trPr>
         <w:tc>
           <w:tcPr>
@@ -1304,7 +1740,7 @@
                 <w:rFonts w:ascii="Calibri" w:eastAsia="Times New Roman" w:hAnsi="Calibri" w:cs="Calibri"/>
                 <w:color w:val="1A1A1A"/>
               </w:rPr>
-              <w:t>5.0</w:t>
+              <w:t>5</w:t>
             </w:r>
           </w:p>
         </w:tc>
@@ -1339,7 +1775,7 @@
                 <w:rFonts w:ascii="Calibri" w:eastAsia="Times New Roman" w:hAnsi="Calibri" w:cs="Calibri"/>
                 <w:color w:val="1A1A1A"/>
               </w:rPr>
-              <w:t>50.0</w:t>
+              <w:t>50</w:t>
             </w:r>
           </w:p>
         </w:tc>
@@ -1374,7 +1810,7 @@
                 <w:rFonts w:ascii="Calibri" w:eastAsia="Times New Roman" w:hAnsi="Calibri" w:cs="Calibri"/>
                 <w:color w:val="1A1A1A"/>
               </w:rPr>
-              <w:t>10.00</w:t>
+              <w:t>No</w:t>
             </w:r>
           </w:p>
         </w:tc>
@@ -1409,48 +1845,7 @@
                 <w:rFonts w:ascii="Calibri" w:eastAsia="Times New Roman" w:hAnsi="Calibri" w:cs="Calibri"/>
                 <w:color w:val="1A1A1A"/>
               </w:rPr>
-              <w:t>FULL (5 kg used, rem. 12 kg)</w:t>
-            </w:r>
-          </w:p>
-        </w:tc>
-      </w:tr>
-      <w:tr>
-        <w:trPr>
-          <w:divId w:val="897279548"/>
-        </w:trPr>
-        <w:tc>
-          <w:tcPr>
-            <w:tcW w:w="0" w:type="auto"/>
-            <w:tcBorders>
-              <w:top w:val="single" w:sz="6" w:space="0" w:color="CCCCCC"/>
-              <w:left w:val="single" w:sz="6" w:space="0" w:color="CCCCCC"/>
-              <w:bottom w:val="single" w:sz="6" w:space="0" w:color="CCCCCC"/>
-              <w:right w:val="single" w:sz="6" w:space="0" w:color="CCCCCC"/>
-            </w:tcBorders>
-            <w:tcMar>
-              <w:top w:w="150" w:type="dxa"/>
-              <w:left w:w="150" w:type="dxa"/>
-              <w:bottom w:w="150" w:type="dxa"/>
-              <w:right w:w="150" w:type="dxa"/>
-            </w:tcMar>
-            <w:vAlign w:val="center"/>
-            <w:hideMark/>
-          </w:tcPr>
-          <w:p>
-            <w:pPr>
-              <w:spacing w:before="225" w:after="225"/>
-              <w:rPr>
-                <w:rFonts w:ascii="Calibri" w:eastAsia="Times New Roman" w:hAnsi="Calibri" w:cs="Calibri"/>
-                <w:color w:val="1A1A1A"/>
-              </w:rPr>
-            </w:pPr>
-            <w:r>
-              <w:rPr>
-                <w:rFonts w:ascii="Calibri" w:eastAsia="Times New Roman" w:hAnsi="Calibri" w:cs="Calibri"/>
-                <w:color w:val="1A1A1A"/>
-              </w:rPr>
-              <w:lastRenderedPageBreak/>
-              <w:t>FirstAidKits</w:t>
+              <w:t>Full</w:t>
             </w:r>
           </w:p>
         </w:tc>
@@ -1485,119 +1880,14 @@
                 <w:rFonts w:ascii="Calibri" w:eastAsia="Times New Roman" w:hAnsi="Calibri" w:cs="Calibri"/>
                 <w:color w:val="1A1A1A"/>
               </w:rPr>
-              <w:t>8.0</w:t>
-            </w:r>
-          </w:p>
-        </w:tc>
-        <w:tc>
-          <w:tcPr>
-            <w:tcW w:w="0" w:type="auto"/>
-            <w:tcBorders>
-              <w:top w:val="single" w:sz="6" w:space="0" w:color="CCCCCC"/>
-              <w:left w:val="single" w:sz="6" w:space="0" w:color="CCCCCC"/>
-              <w:bottom w:val="single" w:sz="6" w:space="0" w:color="CCCCCC"/>
-              <w:right w:val="single" w:sz="6" w:space="0" w:color="CCCCCC"/>
-            </w:tcBorders>
-            <w:tcMar>
-              <w:top w:w="150" w:type="dxa"/>
-              <w:left w:w="150" w:type="dxa"/>
-              <w:bottom w:w="150" w:type="dxa"/>
-              <w:right w:w="150" w:type="dxa"/>
-            </w:tcMar>
-            <w:vAlign w:val="center"/>
-            <w:hideMark/>
-          </w:tcPr>
-          <w:p>
-            <w:pPr>
-              <w:spacing w:before="225" w:after="225"/>
-              <w:rPr>
-                <w:rFonts w:ascii="Calibri" w:eastAsia="Times New Roman" w:hAnsi="Calibri" w:cs="Calibri"/>
-                <w:color w:val="1A1A1A"/>
-              </w:rPr>
-            </w:pPr>
-            <w:r>
-              <w:rPr>
-                <w:rFonts w:ascii="Calibri" w:eastAsia="Times New Roman" w:hAnsi="Calibri" w:cs="Calibri"/>
-                <w:color w:val="1A1A1A"/>
-              </w:rPr>
-              <w:t>40.0</w:t>
-            </w:r>
-          </w:p>
-        </w:tc>
-        <w:tc>
-          <w:tcPr>
-            <w:tcW w:w="0" w:type="auto"/>
-            <w:tcBorders>
-              <w:top w:val="single" w:sz="6" w:space="0" w:color="CCCCCC"/>
-              <w:left w:val="single" w:sz="6" w:space="0" w:color="CCCCCC"/>
-              <w:bottom w:val="single" w:sz="6" w:space="0" w:color="CCCCCC"/>
-              <w:right w:val="single" w:sz="6" w:space="0" w:color="CCCCCC"/>
-            </w:tcBorders>
-            <w:tcMar>
-              <w:top w:w="150" w:type="dxa"/>
-              <w:left w:w="150" w:type="dxa"/>
-              <w:bottom w:w="150" w:type="dxa"/>
-              <w:right w:w="150" w:type="dxa"/>
-            </w:tcMar>
-            <w:vAlign w:val="center"/>
-            <w:hideMark/>
-          </w:tcPr>
-          <w:p>
-            <w:pPr>
-              <w:spacing w:before="225" w:after="225"/>
-              <w:rPr>
-                <w:rFonts w:ascii="Calibri" w:eastAsia="Times New Roman" w:hAnsi="Calibri" w:cs="Calibri"/>
-                <w:color w:val="1A1A1A"/>
-              </w:rPr>
-            </w:pPr>
-            <w:r>
-              <w:rPr>
-                <w:rFonts w:ascii="Calibri" w:eastAsia="Times New Roman" w:hAnsi="Calibri" w:cs="Calibri"/>
-                <w:color w:val="1A1A1A"/>
-              </w:rPr>
-              <w:t>5.00</w:t>
-            </w:r>
-          </w:p>
-        </w:tc>
-        <w:tc>
-          <w:tcPr>
-            <w:tcW w:w="0" w:type="auto"/>
-            <w:tcBorders>
-              <w:top w:val="single" w:sz="6" w:space="0" w:color="CCCCCC"/>
-              <w:left w:val="single" w:sz="6" w:space="0" w:color="CCCCCC"/>
-              <w:bottom w:val="single" w:sz="6" w:space="0" w:color="CCCCCC"/>
-              <w:right w:val="single" w:sz="6" w:space="0" w:color="CCCCCC"/>
-            </w:tcBorders>
-            <w:tcMar>
-              <w:top w:w="150" w:type="dxa"/>
-              <w:left w:w="150" w:type="dxa"/>
-              <w:bottom w:w="150" w:type="dxa"/>
-              <w:right w:w="150" w:type="dxa"/>
-            </w:tcMar>
-            <w:vAlign w:val="center"/>
-            <w:hideMark/>
-          </w:tcPr>
-          <w:p>
-            <w:pPr>
-              <w:spacing w:before="225" w:after="225"/>
-              <w:rPr>
-                <w:rFonts w:ascii="Calibri" w:eastAsia="Times New Roman" w:hAnsi="Calibri" w:cs="Calibri"/>
-                <w:color w:val="1A1A1A"/>
-              </w:rPr>
-            </w:pPr>
-            <w:r>
-              <w:rPr>
-                <w:rFonts w:ascii="Calibri" w:eastAsia="Times New Roman" w:hAnsi="Calibri" w:cs="Calibri"/>
-                <w:color w:val="1A1A1A"/>
-              </w:rPr>
-              <w:t>FULL (8 kg used, rem. 4 kg)</w:t>
+              <w:t>50</w:t>
             </w:r>
           </w:p>
         </w:tc>
       </w:tr>
       <w:tr>
         <w:trPr>
-          <w:divId w:val="897279548"/>
+          <w:divId w:val="1159231286"/>
         </w:trPr>
         <w:tc>
           <w:tcPr>
@@ -1665,7 +1955,7 @@
                 <w:rFonts w:ascii="Calibri" w:eastAsia="Times New Roman" w:hAnsi="Calibri" w:cs="Calibri"/>
                 <w:color w:val="1A1A1A"/>
               </w:rPr>
-              <w:t>10.0</w:t>
+              <w:t>10</w:t>
             </w:r>
           </w:p>
         </w:tc>
@@ -1700,7 +1990,7 @@
                 <w:rFonts w:ascii="Calibri" w:eastAsia="Times New Roman" w:hAnsi="Calibri" w:cs="Calibri"/>
                 <w:color w:val="1A1A1A"/>
               </w:rPr>
-              <w:t>30.0</w:t>
+              <w:t>30</w:t>
             </w:r>
           </w:p>
         </w:tc>
@@ -1735,7 +2025,7 @@
                 <w:rFonts w:ascii="Calibri" w:eastAsia="Times New Roman" w:hAnsi="Calibri" w:cs="Calibri"/>
                 <w:color w:val="1A1A1A"/>
               </w:rPr>
-              <w:t>3.00</w:t>
+              <w:t>Yes</w:t>
             </w:r>
           </w:p>
         </w:tc>
@@ -1770,7 +2060,257 @@
                 <w:rFonts w:ascii="Calibri" w:eastAsia="Times New Roman" w:hAnsi="Calibri" w:cs="Calibri"/>
                 <w:color w:val="1A1A1A"/>
               </w:rPr>
-              <w:t>PARTIAL (4 kg [40%] used, rem. 0 kg)</w:t>
+              <w:t>Full</w:t>
+            </w:r>
+          </w:p>
+        </w:tc>
+        <w:tc>
+          <w:tcPr>
+            <w:tcW w:w="0" w:type="auto"/>
+            <w:tcBorders>
+              <w:top w:val="single" w:sz="6" w:space="0" w:color="CCCCCC"/>
+              <w:left w:val="single" w:sz="6" w:space="0" w:color="CCCCCC"/>
+              <w:bottom w:val="single" w:sz="6" w:space="0" w:color="CCCCCC"/>
+              <w:right w:val="single" w:sz="6" w:space="0" w:color="CCCCCC"/>
+            </w:tcBorders>
+            <w:tcMar>
+              <w:top w:w="150" w:type="dxa"/>
+              <w:left w:w="150" w:type="dxa"/>
+              <w:bottom w:w="150" w:type="dxa"/>
+              <w:right w:w="150" w:type="dxa"/>
+            </w:tcMar>
+            <w:vAlign w:val="center"/>
+            <w:hideMark/>
+          </w:tcPr>
+          <w:p>
+            <w:pPr>
+              <w:spacing w:before="225" w:after="225"/>
+              <w:rPr>
+                <w:rFonts w:ascii="Calibri" w:eastAsia="Times New Roman" w:hAnsi="Calibri" w:cs="Calibri"/>
+                <w:color w:val="1A1A1A"/>
+              </w:rPr>
+            </w:pPr>
+            <w:r>
+              <w:rPr>
+                <w:rFonts w:ascii="Calibri" w:eastAsia="Times New Roman" w:hAnsi="Calibri" w:cs="Calibri"/>
+                <w:color w:val="1A1A1A"/>
+              </w:rPr>
+              <w:t>30</w:t>
+            </w:r>
+          </w:p>
+        </w:tc>
+      </w:tr>
+      <w:tr>
+        <w:trPr>
+          <w:divId w:val="1159231286"/>
+        </w:trPr>
+        <w:tc>
+          <w:tcPr>
+            <w:tcW w:w="0" w:type="auto"/>
+            <w:tcBorders>
+              <w:top w:val="single" w:sz="6" w:space="0" w:color="CCCCCC"/>
+              <w:left w:val="single" w:sz="6" w:space="0" w:color="CCCCCC"/>
+              <w:bottom w:val="single" w:sz="6" w:space="0" w:color="CCCCCC"/>
+              <w:right w:val="single" w:sz="6" w:space="0" w:color="CCCCCC"/>
+            </w:tcBorders>
+            <w:tcMar>
+              <w:top w:w="150" w:type="dxa"/>
+              <w:left w:w="150" w:type="dxa"/>
+              <w:bottom w:w="150" w:type="dxa"/>
+              <w:right w:w="150" w:type="dxa"/>
+            </w:tcMar>
+            <w:vAlign w:val="center"/>
+            <w:hideMark/>
+          </w:tcPr>
+          <w:p>
+            <w:pPr>
+              <w:spacing w:before="225" w:after="225"/>
+              <w:rPr>
+                <w:rFonts w:ascii="Calibri" w:eastAsia="Times New Roman" w:hAnsi="Calibri" w:cs="Calibri"/>
+                <w:color w:val="1A1A1A"/>
+              </w:rPr>
+            </w:pPr>
+            <w:r>
+              <w:rPr>
+                <w:rFonts w:ascii="Calibri" w:eastAsia="Times New Roman" w:hAnsi="Calibri" w:cs="Calibri"/>
+                <w:color w:val="1A1A1A"/>
+              </w:rPr>
+              <w:t>Water</w:t>
+            </w:r>
+          </w:p>
+        </w:tc>
+        <w:tc>
+          <w:tcPr>
+            <w:tcW w:w="0" w:type="auto"/>
+            <w:tcBorders>
+              <w:top w:val="single" w:sz="6" w:space="0" w:color="CCCCCC"/>
+              <w:left w:val="single" w:sz="6" w:space="0" w:color="CCCCCC"/>
+              <w:bottom w:val="single" w:sz="6" w:space="0" w:color="CCCCCC"/>
+              <w:right w:val="single" w:sz="6" w:space="0" w:color="CCCCCC"/>
+            </w:tcBorders>
+            <w:tcMar>
+              <w:top w:w="150" w:type="dxa"/>
+              <w:left w:w="150" w:type="dxa"/>
+              <w:bottom w:w="150" w:type="dxa"/>
+              <w:right w:w="150" w:type="dxa"/>
+            </w:tcMar>
+            <w:vAlign w:val="center"/>
+            <w:hideMark/>
+          </w:tcPr>
+          <w:p>
+            <w:pPr>
+              <w:spacing w:before="225" w:after="225"/>
+              <w:rPr>
+                <w:rFonts w:ascii="Calibri" w:eastAsia="Times New Roman" w:hAnsi="Calibri" w:cs="Calibri"/>
+                <w:color w:val="1A1A1A"/>
+              </w:rPr>
+            </w:pPr>
+            <w:r>
+              <w:rPr>
+                <w:rFonts w:ascii="Calibri" w:eastAsia="Times New Roman" w:hAnsi="Calibri" w:cs="Calibri"/>
+                <w:color w:val="1A1A1A"/>
+              </w:rPr>
+              <w:t>20</w:t>
+            </w:r>
+          </w:p>
+        </w:tc>
+        <w:tc>
+          <w:tcPr>
+            <w:tcW w:w="0" w:type="auto"/>
+            <w:tcBorders>
+              <w:top w:val="single" w:sz="6" w:space="0" w:color="CCCCCC"/>
+              <w:left w:val="single" w:sz="6" w:space="0" w:color="CCCCCC"/>
+              <w:bottom w:val="single" w:sz="6" w:space="0" w:color="CCCCCC"/>
+              <w:right w:val="single" w:sz="6" w:space="0" w:color="CCCCCC"/>
+            </w:tcBorders>
+            <w:tcMar>
+              <w:top w:w="150" w:type="dxa"/>
+              <w:left w:w="150" w:type="dxa"/>
+              <w:bottom w:w="150" w:type="dxa"/>
+              <w:right w:w="150" w:type="dxa"/>
+            </w:tcMar>
+            <w:vAlign w:val="center"/>
+            <w:hideMark/>
+          </w:tcPr>
+          <w:p>
+            <w:pPr>
+              <w:spacing w:before="225" w:after="225"/>
+              <w:rPr>
+                <w:rFonts w:ascii="Calibri" w:eastAsia="Times New Roman" w:hAnsi="Calibri" w:cs="Calibri"/>
+                <w:color w:val="1A1A1A"/>
+              </w:rPr>
+            </w:pPr>
+            <w:r>
+              <w:rPr>
+                <w:rFonts w:ascii="Calibri" w:eastAsia="Times New Roman" w:hAnsi="Calibri" w:cs="Calibri"/>
+                <w:color w:val="1A1A1A"/>
+              </w:rPr>
+              <w:t>20</w:t>
+            </w:r>
+          </w:p>
+        </w:tc>
+        <w:tc>
+          <w:tcPr>
+            <w:tcW w:w="0" w:type="auto"/>
+            <w:tcBorders>
+              <w:top w:val="single" w:sz="6" w:space="0" w:color="CCCCCC"/>
+              <w:left w:val="single" w:sz="6" w:space="0" w:color="CCCCCC"/>
+              <w:bottom w:val="single" w:sz="6" w:space="0" w:color="CCCCCC"/>
+              <w:right w:val="single" w:sz="6" w:space="0" w:color="CCCCCC"/>
+            </w:tcBorders>
+            <w:tcMar>
+              <w:top w:w="150" w:type="dxa"/>
+              <w:left w:w="150" w:type="dxa"/>
+              <w:bottom w:w="150" w:type="dxa"/>
+              <w:right w:w="150" w:type="dxa"/>
+            </w:tcMar>
+            <w:vAlign w:val="center"/>
+            <w:hideMark/>
+          </w:tcPr>
+          <w:p>
+            <w:pPr>
+              <w:spacing w:before="225" w:after="225"/>
+              <w:rPr>
+                <w:rFonts w:ascii="Calibri" w:eastAsia="Times New Roman" w:hAnsi="Calibri" w:cs="Calibri"/>
+                <w:color w:val="1A1A1A"/>
+              </w:rPr>
+            </w:pPr>
+            <w:r>
+              <w:rPr>
+                <w:rFonts w:ascii="Calibri" w:eastAsia="Times New Roman" w:hAnsi="Calibri" w:cs="Calibri"/>
+                <w:color w:val="1A1A1A"/>
+              </w:rPr>
+              <w:t>Yes</w:t>
+            </w:r>
+          </w:p>
+        </w:tc>
+        <w:tc>
+          <w:tcPr>
+            <w:tcW w:w="0" w:type="auto"/>
+            <w:tcBorders>
+              <w:top w:val="single" w:sz="6" w:space="0" w:color="CCCCCC"/>
+              <w:left w:val="single" w:sz="6" w:space="0" w:color="CCCCCC"/>
+              <w:bottom w:val="single" w:sz="6" w:space="0" w:color="CCCCCC"/>
+              <w:right w:val="single" w:sz="6" w:space="0" w:color="CCCCCC"/>
+            </w:tcBorders>
+            <w:tcMar>
+              <w:top w:w="150" w:type="dxa"/>
+              <w:left w:w="150" w:type="dxa"/>
+              <w:bottom w:w="150" w:type="dxa"/>
+              <w:right w:w="150" w:type="dxa"/>
+            </w:tcMar>
+            <w:vAlign w:val="center"/>
+            <w:hideMark/>
+          </w:tcPr>
+          <w:p>
+            <w:pPr>
+              <w:spacing w:before="225" w:after="225"/>
+              <w:rPr>
+                <w:rFonts w:ascii="Calibri" w:eastAsia="Times New Roman" w:hAnsi="Calibri" w:cs="Calibri"/>
+                <w:color w:val="1A1A1A"/>
+              </w:rPr>
+            </w:pPr>
+            <w:r>
+              <w:rPr>
+                <w:rFonts w:ascii="Calibri" w:eastAsia="Times New Roman" w:hAnsi="Calibri" w:cs="Calibri"/>
+                <w:color w:val="1A1A1A"/>
+              </w:rPr>
+              <w:t>Partial (if needed)</w:t>
+            </w:r>
+          </w:p>
+        </w:tc>
+        <w:tc>
+          <w:tcPr>
+            <w:tcW w:w="0" w:type="auto"/>
+            <w:tcBorders>
+              <w:top w:val="single" w:sz="6" w:space="0" w:color="CCCCCC"/>
+              <w:left w:val="single" w:sz="6" w:space="0" w:color="CCCCCC"/>
+              <w:bottom w:val="single" w:sz="6" w:space="0" w:color="CCCCCC"/>
+              <w:right w:val="single" w:sz="6" w:space="0" w:color="CCCCCC"/>
+            </w:tcBorders>
+            <w:tcMar>
+              <w:top w:w="150" w:type="dxa"/>
+              <w:left w:w="150" w:type="dxa"/>
+              <w:bottom w:w="150" w:type="dxa"/>
+              <w:right w:w="150" w:type="dxa"/>
+            </w:tcMar>
+            <w:vAlign w:val="center"/>
+            <w:hideMark/>
+          </w:tcPr>
+          <w:p>
+            <w:pPr>
+              <w:spacing w:before="225" w:after="225"/>
+              <w:rPr>
+                <w:rFonts w:ascii="Calibri" w:eastAsia="Times New Roman" w:hAnsi="Calibri" w:cs="Calibri"/>
+                <w:color w:val="1A1A1A"/>
+              </w:rPr>
+            </w:pPr>
+            <w:r>
+              <w:rPr>
+                <w:rFonts w:ascii="Calibri" w:eastAsia="Times New Roman" w:hAnsi="Calibri" w:cs="Calibri"/>
+                <w:color w:val="1A1A1A"/>
+              </w:rPr>
+              <w:t>up to 20</w:t>
             </w:r>
           </w:p>
         </w:tc>
@@ -1779,9 +2319,8 @@
     <w:p>
       <w:pPr>
         <w:pStyle w:val="NormalWeb"/>
-        <w:shd w:val="clear" w:color="auto" w:fill="E6F2FF"/>
         <w:ind w:left="600" w:right="600"/>
-        <w:divId w:val="2144299680"/>
+        <w:divId w:val="1159231286"/>
         <w:rPr>
           <w:rFonts w:ascii="Calibri" w:hAnsi="Calibri" w:cs="Calibri"/>
           <w:color w:val="1A1A1A"/>
@@ -1793,84 +2332,442 @@
           <w:rFonts w:ascii="Calibri" w:hAnsi="Calibri" w:cs="Calibri"/>
           <w:color w:val="1A1A1A"/>
         </w:rPr>
-        <w:t>Total Utility Value Transported:</w:t>
-      </w:r>
-      <w:r>
-        <w:rPr>
-          <w:rFonts w:ascii="Calibri" w:hAnsi="Calibri" w:cs="Calibri"/>
-          <w:color w:val="1A1A1A"/>
-        </w:rPr>
-        <w:t xml:space="preserve"> 102.00</w:t>
+        <w:t>Maximum Utility = 100</w:t>
+      </w:r>
+      <w:r>
+        <w:rPr>
+          <w:rFonts w:ascii="Calibri" w:hAnsi="Calibri" w:cs="Calibri"/>
+          <w:color w:val="1A1A1A"/>
+        </w:rPr>
+        <w:t xml:space="preserve"> (if all fit in given W).</w:t>
+      </w:r>
+      <w:r>
+        <w:rPr>
+          <w:rFonts w:ascii="Calibri" w:hAnsi="Calibri" w:cs="Calibri"/>
+          <w:color w:val="1A1A1A"/>
+        </w:rPr>
+        <w:br/>
+      </w:r>
+      <w:r>
+        <w:rPr>
+          <w:rStyle w:val="Strong"/>
+          <w:rFonts w:ascii="Calibri" w:hAnsi="Calibri" w:cs="Calibri"/>
+          <w:color w:val="1A1A1A"/>
+        </w:rPr>
+        <w:t>Boat capacity: 17 kg</w:t>
+      </w:r>
+    </w:p>
+    <w:p>
+      <w:pPr>
+        <w:pStyle w:val="Heading3"/>
+        <w:ind w:left="600" w:right="600"/>
+        <w:divId w:val="1159231286"/>
+        <w:rPr>
+          <w:rFonts w:ascii="Calibri" w:eastAsia="Times New Roman" w:hAnsi="Calibri" w:cs="Calibri"/>
+        </w:rPr>
+      </w:pPr>
+      <w:r>
+        <w:rPr>
+          <w:rFonts w:ascii="Calibri" w:eastAsia="Times New Roman" w:hAnsi="Calibri" w:cs="Calibri"/>
+        </w:rPr>
+        <w:t>Step 1: Calculate utility per kg</w:t>
+      </w:r>
+    </w:p>
+    <w:p>
+      <w:pPr>
+        <w:numPr>
+          <w:ilvl w:val="0"/>
+          <w:numId w:val="7"/>
+        </w:numPr>
+        <w:spacing w:before="100" w:beforeAutospacing="1" w:after="100" w:afterAutospacing="1"/>
+        <w:ind w:left="1320" w:right="600"/>
+        <w:divId w:val="1159231286"/>
+        <w:rPr>
+          <w:rFonts w:ascii="Calibri" w:eastAsia="Times New Roman" w:hAnsi="Calibri" w:cs="Calibri"/>
+          <w:color w:val="1A1A1A"/>
+        </w:rPr>
+      </w:pPr>
+      <w:r>
+        <w:rPr>
+          <w:rFonts w:ascii="Calibri" w:eastAsia="Times New Roman" w:hAnsi="Calibri" w:cs="Calibri"/>
+          <w:color w:val="1A1A1A"/>
+        </w:rPr>
+        <w:t>Medicine: 50 / 5 = 10</w:t>
+      </w:r>
+    </w:p>
+    <w:p>
+      <w:pPr>
+        <w:numPr>
+          <w:ilvl w:val="0"/>
+          <w:numId w:val="7"/>
+        </w:numPr>
+        <w:spacing w:before="100" w:beforeAutospacing="1" w:after="100" w:afterAutospacing="1"/>
+        <w:ind w:left="1320" w:right="600"/>
+        <w:divId w:val="1159231286"/>
+        <w:rPr>
+          <w:rFonts w:ascii="Calibri" w:eastAsia="Times New Roman" w:hAnsi="Calibri" w:cs="Calibri"/>
+          <w:color w:val="1A1A1A"/>
+        </w:rPr>
+      </w:pPr>
+      <w:r>
+        <w:rPr>
+          <w:rFonts w:ascii="Calibri" w:eastAsia="Times New Roman" w:hAnsi="Calibri" w:cs="Calibri"/>
+          <w:color w:val="1A1A1A"/>
+        </w:rPr>
+        <w:t>Food: 30 / 10 = 3</w:t>
+      </w:r>
+    </w:p>
+    <w:p>
+      <w:pPr>
+        <w:numPr>
+          <w:ilvl w:val="0"/>
+          <w:numId w:val="7"/>
+        </w:numPr>
+        <w:spacing w:before="100" w:beforeAutospacing="1" w:after="100" w:afterAutospacing="1"/>
+        <w:ind w:left="1320" w:right="600"/>
+        <w:divId w:val="1159231286"/>
+        <w:rPr>
+          <w:rFonts w:ascii="Calibri" w:eastAsia="Times New Roman" w:hAnsi="Calibri" w:cs="Calibri"/>
+          <w:color w:val="1A1A1A"/>
+        </w:rPr>
+      </w:pPr>
+      <w:r>
+        <w:rPr>
+          <w:rFonts w:ascii="Calibri" w:eastAsia="Times New Roman" w:hAnsi="Calibri" w:cs="Calibri"/>
+          <w:color w:val="1A1A1A"/>
+        </w:rPr>
+        <w:t>Water: 20 / 20 = 1</w:t>
+      </w:r>
+    </w:p>
+    <w:p>
+      <w:pPr>
+        <w:pStyle w:val="NormalWeb"/>
+        <w:ind w:left="600" w:right="600"/>
+        <w:divId w:val="1159231286"/>
+        <w:rPr>
+          <w:rFonts w:ascii="Calibri" w:hAnsi="Calibri" w:cs="Calibri"/>
+          <w:color w:val="1A1A1A"/>
+        </w:rPr>
+      </w:pPr>
+      <w:r>
+        <w:rPr>
+          <w:rFonts w:ascii="Calibri" w:hAnsi="Calibri" w:cs="Calibri"/>
+          <w:color w:val="1A1A1A"/>
+        </w:rPr>
+        <w:t xml:space="preserve">Preference order: Medicine </w:t>
+      </w:r>
+      <w:r>
+        <w:rPr>
+          <w:rFonts w:ascii="Calibri" w:hAnsi="Calibri" w:cs="Calibri"/>
+          <w:color w:val="1A1A1A"/>
+        </w:rPr>
+        <w:t>→</w:t>
+      </w:r>
+      <w:r>
+        <w:rPr>
+          <w:rFonts w:ascii="Calibri" w:hAnsi="Calibri" w:cs="Calibri"/>
+          <w:color w:val="1A1A1A"/>
+        </w:rPr>
+        <w:t xml:space="preserve"> Food </w:t>
+      </w:r>
+      <w:r>
+        <w:rPr>
+          <w:rFonts w:ascii="Calibri" w:hAnsi="Calibri" w:cs="Calibri"/>
+          <w:color w:val="1A1A1A"/>
+        </w:rPr>
+        <w:t>→</w:t>
+      </w:r>
+      <w:r>
+        <w:rPr>
+          <w:rFonts w:ascii="Calibri" w:hAnsi="Calibri" w:cs="Calibri"/>
+          <w:color w:val="1A1A1A"/>
+        </w:rPr>
+        <w:t xml:space="preserve"> Water</w:t>
+      </w:r>
+    </w:p>
+    <w:p>
+      <w:pPr>
+        <w:pStyle w:val="Heading3"/>
+        <w:ind w:left="600" w:right="600"/>
+        <w:divId w:val="1159231286"/>
+        <w:rPr>
+          <w:rFonts w:ascii="Calibri" w:eastAsia="Times New Roman" w:hAnsi="Calibri" w:cs="Calibri"/>
+        </w:rPr>
+      </w:pPr>
+      <w:r>
+        <w:rPr>
+          <w:rFonts w:ascii="Calibri" w:eastAsia="Times New Roman" w:hAnsi="Calibri" w:cs="Calibri"/>
+        </w:rPr>
+        <w:t>Step 2: Fill the boat</w:t>
+      </w:r>
+    </w:p>
+    <w:p>
+      <w:pPr>
+        <w:numPr>
+          <w:ilvl w:val="0"/>
+          <w:numId w:val="8"/>
+        </w:numPr>
+        <w:spacing w:before="100" w:beforeAutospacing="1" w:after="100" w:afterAutospacing="1"/>
+        <w:ind w:left="1320" w:right="600"/>
+        <w:divId w:val="1159231286"/>
+        <w:rPr>
+          <w:rFonts w:ascii="Calibri" w:eastAsia="Times New Roman" w:hAnsi="Calibri" w:cs="Calibri"/>
+          <w:color w:val="1A1A1A"/>
+        </w:rPr>
+      </w:pPr>
+      <w:r>
+        <w:rPr>
+          <w:rStyle w:val="Strong"/>
+          <w:rFonts w:ascii="Calibri" w:eastAsia="Times New Roman" w:hAnsi="Calibri" w:cs="Calibri"/>
+          <w:color w:val="1A1A1A"/>
+        </w:rPr>
+        <w:t>Take Medicine fully:</w:t>
+      </w:r>
+      <w:r>
+        <w:rPr>
+          <w:rFonts w:ascii="Calibri" w:eastAsia="Times New Roman" w:hAnsi="Calibri" w:cs="Calibri"/>
+          <w:color w:val="1A1A1A"/>
+        </w:rPr>
+        <w:t xml:space="preserve"> Weight used = 5 kg, Utility = 50, Remaining capacity = 17 - 5 = 12 kg</w:t>
+      </w:r>
+    </w:p>
+    <w:p>
+      <w:pPr>
+        <w:numPr>
+          <w:ilvl w:val="0"/>
+          <w:numId w:val="8"/>
+        </w:numPr>
+        <w:spacing w:before="100" w:beforeAutospacing="1" w:after="100" w:afterAutospacing="1"/>
+        <w:ind w:left="1320" w:right="600"/>
+        <w:divId w:val="1159231286"/>
+        <w:rPr>
+          <w:rFonts w:ascii="Calibri" w:eastAsia="Times New Roman" w:hAnsi="Calibri" w:cs="Calibri"/>
+          <w:color w:val="1A1A1A"/>
+        </w:rPr>
+      </w:pPr>
+      <w:r>
+        <w:rPr>
+          <w:rStyle w:val="Strong"/>
+          <w:rFonts w:ascii="Calibri" w:eastAsia="Times New Roman" w:hAnsi="Calibri" w:cs="Calibri"/>
+          <w:color w:val="1A1A1A"/>
+        </w:rPr>
+        <w:t>Take Food fully</w:t>
+      </w:r>
+      <w:r>
+        <w:rPr>
+          <w:rFonts w:ascii="Calibri" w:eastAsia="Times New Roman" w:hAnsi="Calibri" w:cs="Calibri"/>
+          <w:color w:val="1A1A1A"/>
+        </w:rPr>
+        <w:t xml:space="preserve"> (weight 10 kg, divisible): Fits completely, Utility = 30, Remaining capacity = 12 - 10 = 2 kg</w:t>
+      </w:r>
+    </w:p>
+    <w:p>
+      <w:pPr>
+        <w:numPr>
+          <w:ilvl w:val="0"/>
+          <w:numId w:val="8"/>
+        </w:numPr>
+        <w:spacing w:before="100" w:beforeAutospacing="1" w:after="100" w:afterAutospacing="1"/>
+        <w:ind w:left="1320" w:right="600"/>
+        <w:divId w:val="1159231286"/>
+        <w:rPr>
+          <w:rFonts w:ascii="Calibri" w:eastAsia="Times New Roman" w:hAnsi="Calibri" w:cs="Calibri"/>
+          <w:color w:val="1A1A1A"/>
+        </w:rPr>
+      </w:pPr>
+      <w:r>
+        <w:rPr>
+          <w:rStyle w:val="Strong"/>
+          <w:rFonts w:ascii="Calibri" w:eastAsia="Times New Roman" w:hAnsi="Calibri" w:cs="Calibri"/>
+          <w:color w:val="1A1A1A"/>
+        </w:rPr>
+        <w:t>Take Water partially</w:t>
+      </w:r>
+      <w:r>
+        <w:rPr>
+          <w:rFonts w:ascii="Calibri" w:eastAsia="Times New Roman" w:hAnsi="Calibri" w:cs="Calibri"/>
+          <w:color w:val="1A1A1A"/>
+        </w:rPr>
+        <w:t xml:space="preserve"> (weight 20 kg, divisible): Only 2 kg fits, Utility = 20 × (2/20) = 2</w:t>
+      </w:r>
+    </w:p>
+    <w:p>
+      <w:pPr>
+        <w:pStyle w:val="Heading3"/>
+        <w:ind w:left="600" w:right="600"/>
+        <w:divId w:val="1159231286"/>
+        <w:rPr>
+          <w:rFonts w:ascii="Calibri" w:eastAsia="Times New Roman" w:hAnsi="Calibri" w:cs="Calibri"/>
+        </w:rPr>
+      </w:pPr>
+      <w:r>
+        <w:rPr>
+          <w:rFonts w:ascii="Calibri" w:eastAsia="Times New Roman" w:hAnsi="Calibri" w:cs="Calibri"/>
+        </w:rPr>
+        <w:t>Step 3: Total Utility</w:t>
+      </w:r>
+    </w:p>
+    <w:p>
+      <w:pPr>
+        <w:numPr>
+          <w:ilvl w:val="0"/>
+          <w:numId w:val="9"/>
+        </w:numPr>
+        <w:spacing w:before="100" w:beforeAutospacing="1" w:after="100" w:afterAutospacing="1"/>
+        <w:ind w:left="1320" w:right="600"/>
+        <w:divId w:val="1159231286"/>
+        <w:rPr>
+          <w:rFonts w:ascii="Calibri" w:eastAsia="Times New Roman" w:hAnsi="Calibri" w:cs="Calibri"/>
+          <w:color w:val="1A1A1A"/>
+        </w:rPr>
+      </w:pPr>
+      <w:r>
+        <w:rPr>
+          <w:rFonts w:ascii="Calibri" w:eastAsia="Times New Roman" w:hAnsi="Calibri" w:cs="Calibri"/>
+          <w:color w:val="1A1A1A"/>
+        </w:rPr>
+        <w:t>Medicine: 50</w:t>
+      </w:r>
+    </w:p>
+    <w:p>
+      <w:pPr>
+        <w:numPr>
+          <w:ilvl w:val="0"/>
+          <w:numId w:val="9"/>
+        </w:numPr>
+        <w:spacing w:before="100" w:beforeAutospacing="1" w:after="100" w:afterAutospacing="1"/>
+        <w:ind w:left="1320" w:right="600"/>
+        <w:divId w:val="1159231286"/>
+        <w:rPr>
+          <w:rFonts w:ascii="Calibri" w:eastAsia="Times New Roman" w:hAnsi="Calibri" w:cs="Calibri"/>
+          <w:color w:val="1A1A1A"/>
+        </w:rPr>
+      </w:pPr>
+      <w:r>
+        <w:rPr>
+          <w:rFonts w:ascii="Calibri" w:eastAsia="Times New Roman" w:hAnsi="Calibri" w:cs="Calibri"/>
+          <w:color w:val="1A1A1A"/>
+        </w:rPr>
+        <w:t>Food: 30</w:t>
+      </w:r>
+    </w:p>
+    <w:p>
+      <w:pPr>
+        <w:numPr>
+          <w:ilvl w:val="0"/>
+          <w:numId w:val="9"/>
+        </w:numPr>
+        <w:spacing w:before="100" w:beforeAutospacing="1" w:after="100" w:afterAutospacing="1"/>
+        <w:ind w:left="1320" w:right="600"/>
+        <w:divId w:val="1159231286"/>
+        <w:rPr>
+          <w:rFonts w:ascii="Calibri" w:eastAsia="Times New Roman" w:hAnsi="Calibri" w:cs="Calibri"/>
+          <w:color w:val="1A1A1A"/>
+        </w:rPr>
+      </w:pPr>
+      <w:r>
+        <w:rPr>
+          <w:rFonts w:ascii="Calibri" w:eastAsia="Times New Roman" w:hAnsi="Calibri" w:cs="Calibri"/>
+          <w:color w:val="1A1A1A"/>
+        </w:rPr>
+        <w:t>Water (partial): 2</w:t>
+      </w:r>
+    </w:p>
+    <w:p>
+      <w:pPr>
+        <w:pStyle w:val="NormalWeb"/>
+        <w:ind w:left="600" w:right="600"/>
+        <w:divId w:val="1159231286"/>
+        <w:rPr>
+          <w:rFonts w:ascii="Calibri" w:hAnsi="Calibri" w:cs="Calibri"/>
+          <w:color w:val="1A1A1A"/>
+        </w:rPr>
+      </w:pPr>
+      <w:r>
+        <w:rPr>
+          <w:rStyle w:val="Strong"/>
+          <w:rFonts w:ascii="Calibri" w:hAnsi="Calibri" w:cs="Calibri"/>
+          <w:color w:val="1A1A1A"/>
+        </w:rPr>
+        <w:t>Total Utility = 82</w:t>
       </w:r>
     </w:p>
     <w:p>
       <w:pPr>
         <w:pStyle w:val="Heading2"/>
         <w:ind w:left="600" w:right="600"/>
-        <w:divId w:val="897279548"/>
-        <w:rPr>
-          <w:rFonts w:ascii="Calibri" w:eastAsia="Times New Roman" w:hAnsi="Calibri" w:cs="Calibri"/>
-        </w:rPr>
-      </w:pPr>
-      <w:r>
-        <w:rPr>
-          <w:rFonts w:ascii="Calibri" w:eastAsia="Times New Roman" w:hAnsi="Calibri" w:cs="Calibri"/>
-        </w:rPr>
-        <w:t>8. GitHub Repository:</w:t>
+        <w:divId w:val="1159231286"/>
+        <w:rPr>
+          <w:rFonts w:ascii="Calibri" w:eastAsia="Times New Roman" w:hAnsi="Calibri" w:cs="Calibri"/>
+        </w:rPr>
+      </w:pPr>
+      <w:r>
+        <w:rPr>
+          <w:rFonts w:ascii="Calibri" w:eastAsia="Times New Roman" w:hAnsi="Calibri" w:cs="Calibri"/>
+        </w:rPr>
+        <w:t>Conclusion:</w:t>
       </w:r>
     </w:p>
     <w:p>
       <w:pPr>
         <w:pStyle w:val="NormalWeb"/>
         <w:ind w:left="600" w:right="600"/>
-        <w:divId w:val="897279548"/>
-        <w:rPr>
-          <w:rFonts w:ascii="Calibri" w:hAnsi="Calibri" w:cs="Calibri"/>
-          <w:color w:val="1A1A1A"/>
-        </w:rPr>
-      </w:pPr>
+        <w:divId w:val="1159231286"/>
+        <w:rPr>
+          <w:rFonts w:ascii="Calibri" w:hAnsi="Calibri" w:cs="Calibri"/>
+          <w:color w:val="1A1A1A"/>
+        </w:rPr>
+      </w:pPr>
+      <w:r>
+        <w:rPr>
+          <w:rFonts w:ascii="Calibri" w:hAnsi="Calibri" w:cs="Calibri"/>
+          <w:color w:val="1A1A1A"/>
+        </w:rPr>
+        <w:t>The Fractional Knapsack Algorithm maximizes utility by prioritizing items with the highest value-to-weight ratio. In emergency relief logistics, this ensures that life-saving items like medicine kits are transported first, followed by food and water as space allows. The greedy algorithm is both efficient (O(n log n)) and optimal for fractional cases, making it highly effective in disaster management where quick, resource-optimized decisions are critical.</w:t>
+      </w:r>
+    </w:p>
+    <w:p>
+      <w:pPr>
+        <w:shd w:val="clear" w:color="auto" w:fill="F0F4F8"/>
+        <w:wordWrap w:val="0"/>
+        <w:spacing w:before="225" w:after="600"/>
+        <w:ind w:left="600" w:right="600"/>
+        <w:divId w:val="856969881"/>
+        <w:rPr>
+          <w:rFonts w:ascii="Calibri" w:eastAsia="Times New Roman" w:hAnsi="Calibri" w:cs="Calibri"/>
+          <w:b/>
+          <w:bCs/>
+          <w:color w:val="1A1A1A"/>
+        </w:rPr>
+      </w:pPr>
+      <w:r>
+        <w:rPr>
+          <w:rFonts w:ascii="Calibri" w:eastAsia="Times New Roman" w:hAnsi="Calibri" w:cs="Calibri"/>
+          <w:b/>
+          <w:bCs/>
+          <w:color w:val="1A1A1A"/>
+        </w:rPr>
+        <w:t xml:space="preserve">GitHub Repository: </w:t>
+      </w:r>
       <w:hyperlink r:id="rId5" w:history="1">
         <w:r>
           <w:rPr>
             <w:rStyle w:val="Hyperlink"/>
-            <w:rFonts w:ascii="Calibri" w:hAnsi="Calibri" w:cs="Calibri"/>
+            <w:rFonts w:ascii="Calibri" w:eastAsia="Times New Roman" w:hAnsi="Calibri" w:cs="Calibri"/>
+            <w:b/>
+            <w:bCs/>
           </w:rPr>
           <w:t>https://github.com/Harshit000-byte/DAA-ASSIGNMENTS-124B1F017-HARSHIT-PANDITA.git</w:t>
         </w:r>
       </w:hyperlink>
-    </w:p>
-    <w:p>
-      <w:pPr>
-        <w:pStyle w:val="Heading2"/>
-        <w:ind w:left="600" w:right="600"/>
-        <w:divId w:val="897279548"/>
-        <w:rPr>
-          <w:rFonts w:ascii="Calibri" w:eastAsia="Times New Roman" w:hAnsi="Calibri" w:cs="Calibri"/>
-        </w:rPr>
-      </w:pPr>
-      <w:r>
-        <w:rPr>
-          <w:rFonts w:ascii="Calibri" w:eastAsia="Times New Roman" w:hAnsi="Calibri" w:cs="Calibri"/>
-        </w:rPr>
-        <w:t>9. Conclusion:</w:t>
-      </w:r>
-    </w:p>
-    <w:p>
-      <w:pPr>
-        <w:pStyle w:val="NormalWeb"/>
-        <w:ind w:left="600" w:right="600"/>
-        <w:divId w:val="897279548"/>
-        <w:rPr>
-          <w:rFonts w:ascii="Calibri" w:hAnsi="Calibri" w:cs="Calibri"/>
-          <w:color w:val="1A1A1A"/>
-        </w:rPr>
-      </w:pPr>
-      <w:r>
-        <w:rPr>
-          <w:rFonts w:ascii="Calibri" w:hAnsi="Calibri" w:cs="Calibri"/>
-          <w:color w:val="1A1A1A"/>
-        </w:rPr>
-        <w:t>The Fractional Knapsack Algorithm maximizes total utility by prioritizing items with the highest value-to-weight ratio. In emergency disaster management, this guarantees life-saving medical supplies are allocated first, followed by essential food and water.</w:t>
+      <w:r>
+        <w:rPr>
+          <w:rFonts w:ascii="Calibri" w:eastAsia="Times New Roman" w:hAnsi="Calibri" w:cs="Calibri"/>
+          <w:b/>
+          <w:bCs/>
+          <w:color w:val="1A1A1A"/>
+        </w:rPr>
+        <w:t xml:space="preserve"> </w:t>
       </w:r>
     </w:p>
     <w:sectPr>
@@ -1886,13 +2783,13 @@
 <file path=word/numbering.xml><?xml version="1.0" encoding="utf-8"?>
 <w:numbering xmlns:wpc="http://schemas.microsoft.com/office/word/2010/wordprocessingCanvas" xmlns:cx="http://schemas.microsoft.com/office/drawing/2014/chartex" xmlns:cx1="http://schemas.microsoft.com/office/drawing/2015/9/8/chartex" xmlns:cx2="http://schemas.microsoft.com/office/drawing/2015/10/21/chartex" xmlns:cx3="http://schemas.microsoft.com/office/drawing/2016/5/9/chartex" xmlns:cx4="http://schemas.microsoft.com/office/drawing/2016/5/10/chartex" xmlns:cx5="http://schemas.microsoft.com/office/drawing/2016/5/11/chartex" xmlns:cx6="http://schemas.microsoft.com/office/drawing/2016/5/12/chartex" xmlns:cx7="http://schemas.microsoft.com/office/drawing/2016/5/13/chartex" xmlns:cx8="http://schemas.microsoft.com/office/drawing/2016/5/14/chartex" xmlns:mc="http://schemas.openxmlformats.org/markup-compatibility/2006" xmlns:aink="http://schemas.microsoft.com/office/drawing/2016/ink" xmlns:am3d="http://schemas.microsoft.com/office/drawing/2017/model3d" xmlns:o="urn:schemas-microsoft-com:office:office" xmlns:oel="http://schemas.microsoft.com/office/2019/extlst" xmlns:r="http://schemas.openxmlformats.org/officeDocument/2006/relationships" xmlns:m="http://schemas.openxmlformats.org/officeDocument/2006/math" xmlns:v="urn:schemas-microsoft-com:vml" xmlns:wp14="http://schemas.microsoft.com/office/word/2010/wordprocessingDrawing" xmlns:wp="http://schemas.openxmlformats.org/drawingml/2006/wordprocessingDrawing" xmlns:w10="urn:schemas-microsoft-com:office:word" xmlns:w="http://schemas.openxmlformats.org/wordprocessingml/2006/main" xmlns:w14="http://schemas.microsoft.com/office/word/2010/wordml" xmlns:w15="http://schemas.microsoft.com/office/word/2012/wordml" xmlns:w16cex="http://schemas.microsoft.com/office/word/2018/wordml/cex" xmlns:w16cid="http://schemas.microsoft.com/office/word/2016/wordml/cid" xmlns:w16="http://schemas.microsoft.com/office/word/2018/wordml" xmlns:w16du="http://schemas.microsoft.com/office/word/2023/wordml/word16du" xmlns:w16sdtdh="http://schemas.microsoft.com/office/word/2020/wordml/sdtdatahash" xmlns:w16sdtfl="http://schemas.microsoft.com/office/word/2024/wordml/sdtformatlock" xmlns:w16se="http://schemas.microsoft.com/office/word/2015/wordml/symex" xmlns:wpg="http://schemas.microsoft.com/office/word/2010/wordprocessingGroup" xmlns:wpi="http://schemas.microsoft.com/office/word/2010/wordprocessingInk" xmlns:wne="http://schemas.microsoft.com/office/word/2006/wordml" xmlns:wps="http://schemas.microsoft.com/office/word/2010/wordprocessingShape" mc:Ignorable="w14 w15 w16se w16cid w16 w16cex w16sdtdh w16sdtfl w16du wp14">
   <w:abstractNum w:abstractNumId="0" w15:restartNumberingAfterBreak="0">
-    <w:nsid w:val="5FFC09CD"/>
+    <w:nsid w:val="107E534A"/>
     <w:multiLevelType w:val="multilevel"/>
-    <w:tmpl w:val="6ECCEDC0"/>
+    <w:tmpl w:val="181C605E"/>
     <w:lvl w:ilvl="0">
       <w:start w:val="1"/>
-      <w:numFmt w:val="bullet"/>
-      <w:lvlText w:val=""/>
+      <w:numFmt w:val="decimal"/>
+      <w:lvlText w:val="%1."/>
       <w:lvlJc w:val="left"/>
       <w:pPr>
         <w:tabs>
@@ -1900,15 +2797,11 @@
         </w:tabs>
         <w:ind w:left="720" w:hanging="360"/>
       </w:pPr>
-      <w:rPr>
-        <w:rFonts w:ascii="Symbol" w:hAnsi="Symbol" w:hint="default"/>
-        <w:sz w:val="20"/>
-      </w:rPr>
     </w:lvl>
     <w:lvl w:ilvl="1" w:tentative="1">
       <w:start w:val="1"/>
-      <w:numFmt w:val="bullet"/>
-      <w:lvlText w:val="o"/>
+      <w:numFmt w:val="decimal"/>
+      <w:lvlText w:val="%2."/>
       <w:lvlJc w:val="left"/>
       <w:pPr>
         <w:tabs>
@@ -1916,15 +2809,11 @@
         </w:tabs>
         <w:ind w:left="1440" w:hanging="360"/>
       </w:pPr>
-      <w:rPr>
-        <w:rFonts w:ascii="Courier New" w:hAnsi="Courier New" w:hint="default"/>
-        <w:sz w:val="20"/>
-      </w:rPr>
     </w:lvl>
     <w:lvl w:ilvl="2" w:tentative="1">
       <w:start w:val="1"/>
-      <w:numFmt w:val="bullet"/>
-      <w:lvlText w:val=""/>
+      <w:numFmt w:val="decimal"/>
+      <w:lvlText w:val="%3."/>
       <w:lvlJc w:val="left"/>
       <w:pPr>
         <w:tabs>
@@ -1932,15 +2821,11 @@
         </w:tabs>
         <w:ind w:left="2160" w:hanging="360"/>
       </w:pPr>
-      <w:rPr>
-        <w:rFonts w:ascii="Wingdings" w:hAnsi="Wingdings" w:hint="default"/>
-        <w:sz w:val="20"/>
-      </w:rPr>
     </w:lvl>
     <w:lvl w:ilvl="3" w:tentative="1">
       <w:start w:val="1"/>
-      <w:numFmt w:val="bullet"/>
-      <w:lvlText w:val=""/>
+      <w:numFmt w:val="decimal"/>
+      <w:lvlText w:val="%4."/>
       <w:lvlJc w:val="left"/>
       <w:pPr>
         <w:tabs>
@@ -1948,15 +2833,11 @@
         </w:tabs>
         <w:ind w:left="2880" w:hanging="360"/>
       </w:pPr>
-      <w:rPr>
-        <w:rFonts w:ascii="Wingdings" w:hAnsi="Wingdings" w:hint="default"/>
-        <w:sz w:val="20"/>
-      </w:rPr>
     </w:lvl>
     <w:lvl w:ilvl="4" w:tentative="1">
       <w:start w:val="1"/>
-      <w:numFmt w:val="bullet"/>
-      <w:lvlText w:val=""/>
+      <w:numFmt w:val="decimal"/>
+      <w:lvlText w:val="%5."/>
       <w:lvlJc w:val="left"/>
       <w:pPr>
         <w:tabs>
@@ -1964,15 +2845,11 @@
         </w:tabs>
         <w:ind w:left="3600" w:hanging="360"/>
       </w:pPr>
-      <w:rPr>
-        <w:rFonts w:ascii="Wingdings" w:hAnsi="Wingdings" w:hint="default"/>
-        <w:sz w:val="20"/>
-      </w:rPr>
     </w:lvl>
     <w:lvl w:ilvl="5" w:tentative="1">
       <w:start w:val="1"/>
-      <w:numFmt w:val="bullet"/>
-      <w:lvlText w:val=""/>
+      <w:numFmt w:val="decimal"/>
+      <w:lvlText w:val="%6."/>
       <w:lvlJc w:val="left"/>
       <w:pPr>
         <w:tabs>
@@ -1980,15 +2857,11 @@
         </w:tabs>
         <w:ind w:left="4320" w:hanging="360"/>
       </w:pPr>
-      <w:rPr>
-        <w:rFonts w:ascii="Wingdings" w:hAnsi="Wingdings" w:hint="default"/>
-        <w:sz w:val="20"/>
-      </w:rPr>
     </w:lvl>
     <w:lvl w:ilvl="6" w:tentative="1">
       <w:start w:val="1"/>
-      <w:numFmt w:val="bullet"/>
-      <w:lvlText w:val=""/>
+      <w:numFmt w:val="decimal"/>
+      <w:lvlText w:val="%7."/>
       <w:lvlJc w:val="left"/>
       <w:pPr>
         <w:tabs>
@@ -1996,15 +2869,11 @@
         </w:tabs>
         <w:ind w:left="5040" w:hanging="360"/>
       </w:pPr>
-      <w:rPr>
-        <w:rFonts w:ascii="Wingdings" w:hAnsi="Wingdings" w:hint="default"/>
-        <w:sz w:val="20"/>
-      </w:rPr>
     </w:lvl>
     <w:lvl w:ilvl="7" w:tentative="1">
       <w:start w:val="1"/>
-      <w:numFmt w:val="bullet"/>
-      <w:lvlText w:val=""/>
+      <w:numFmt w:val="decimal"/>
+      <w:lvlText w:val="%8."/>
       <w:lvlJc w:val="left"/>
       <w:pPr>
         <w:tabs>
@@ -2012,15 +2881,11 @@
         </w:tabs>
         <w:ind w:left="5760" w:hanging="360"/>
       </w:pPr>
-      <w:rPr>
-        <w:rFonts w:ascii="Wingdings" w:hAnsi="Wingdings" w:hint="default"/>
-        <w:sz w:val="20"/>
-      </w:rPr>
     </w:lvl>
     <w:lvl w:ilvl="8" w:tentative="1">
       <w:start w:val="1"/>
-      <w:numFmt w:val="bullet"/>
-      <w:lvlText w:val=""/>
+      <w:numFmt w:val="decimal"/>
+      <w:lvlText w:val="%9."/>
       <w:lvlJc w:val="left"/>
       <w:pPr>
         <w:tabs>
@@ -2028,16 +2893,12 @@
         </w:tabs>
         <w:ind w:left="6480" w:hanging="360"/>
       </w:pPr>
-      <w:rPr>
-        <w:rFonts w:ascii="Wingdings" w:hAnsi="Wingdings" w:hint="default"/>
-        <w:sz w:val="20"/>
-      </w:rPr>
     </w:lvl>
   </w:abstractNum>
   <w:abstractNum w:abstractNumId="1" w15:restartNumberingAfterBreak="0">
-    <w:nsid w:val="65CA3A25"/>
+    <w:nsid w:val="1D073D99"/>
     <w:multiLevelType w:val="multilevel"/>
-    <w:tmpl w:val="ACAA7484"/>
+    <w:tmpl w:val="C7E4EFE0"/>
     <w:lvl w:ilvl="0">
       <w:start w:val="1"/>
       <w:numFmt w:val="decimal"/>
@@ -2148,9 +3009,9 @@
     </w:lvl>
   </w:abstractNum>
   <w:abstractNum w:abstractNumId="2" w15:restartNumberingAfterBreak="0">
-    <w:nsid w:val="67DD4E22"/>
+    <w:nsid w:val="29D16F0A"/>
     <w:multiLevelType w:val="multilevel"/>
-    <w:tmpl w:val="61A461EE"/>
+    <w:tmpl w:val="366E65DC"/>
     <w:lvl w:ilvl="0">
       <w:start w:val="1"/>
       <w:numFmt w:val="bullet"/>
@@ -2296,13 +3157,925 @@
       </w:rPr>
     </w:lvl>
   </w:abstractNum>
-  <w:num w:numId="1" w16cid:durableId="752354082">
+  <w:abstractNum w:abstractNumId="3" w15:restartNumberingAfterBreak="0">
+    <w:nsid w:val="40B80D5F"/>
+    <w:multiLevelType w:val="multilevel"/>
+    <w:tmpl w:val="3CBEB836"/>
+    <w:lvl w:ilvl="0">
+      <w:start w:val="1"/>
+      <w:numFmt w:val="bullet"/>
+      <w:lvlText w:val=""/>
+      <w:lvlJc w:val="left"/>
+      <w:pPr>
+        <w:tabs>
+          <w:tab w:val="num" w:pos="720"/>
+        </w:tabs>
+        <w:ind w:left="720" w:hanging="360"/>
+      </w:pPr>
+      <w:rPr>
+        <w:rFonts w:ascii="Symbol" w:hAnsi="Symbol" w:hint="default"/>
+        <w:sz w:val="20"/>
+      </w:rPr>
+    </w:lvl>
+    <w:lvl w:ilvl="1" w:tentative="1">
+      <w:start w:val="1"/>
+      <w:numFmt w:val="bullet"/>
+      <w:lvlText w:val="o"/>
+      <w:lvlJc w:val="left"/>
+      <w:pPr>
+        <w:tabs>
+          <w:tab w:val="num" w:pos="1440"/>
+        </w:tabs>
+        <w:ind w:left="1440" w:hanging="360"/>
+      </w:pPr>
+      <w:rPr>
+        <w:rFonts w:ascii="Courier New" w:hAnsi="Courier New" w:hint="default"/>
+        <w:sz w:val="20"/>
+      </w:rPr>
+    </w:lvl>
+    <w:lvl w:ilvl="2" w:tentative="1">
+      <w:start w:val="1"/>
+      <w:numFmt w:val="bullet"/>
+      <w:lvlText w:val=""/>
+      <w:lvlJc w:val="left"/>
+      <w:pPr>
+        <w:tabs>
+          <w:tab w:val="num" w:pos="2160"/>
+        </w:tabs>
+        <w:ind w:left="2160" w:hanging="360"/>
+      </w:pPr>
+      <w:rPr>
+        <w:rFonts w:ascii="Wingdings" w:hAnsi="Wingdings" w:hint="default"/>
+        <w:sz w:val="20"/>
+      </w:rPr>
+    </w:lvl>
+    <w:lvl w:ilvl="3" w:tentative="1">
+      <w:start w:val="1"/>
+      <w:numFmt w:val="bullet"/>
+      <w:lvlText w:val=""/>
+      <w:lvlJc w:val="left"/>
+      <w:pPr>
+        <w:tabs>
+          <w:tab w:val="num" w:pos="2880"/>
+        </w:tabs>
+        <w:ind w:left="2880" w:hanging="360"/>
+      </w:pPr>
+      <w:rPr>
+        <w:rFonts w:ascii="Wingdings" w:hAnsi="Wingdings" w:hint="default"/>
+        <w:sz w:val="20"/>
+      </w:rPr>
+    </w:lvl>
+    <w:lvl w:ilvl="4" w:tentative="1">
+      <w:start w:val="1"/>
+      <w:numFmt w:val="bullet"/>
+      <w:lvlText w:val=""/>
+      <w:lvlJc w:val="left"/>
+      <w:pPr>
+        <w:tabs>
+          <w:tab w:val="num" w:pos="3600"/>
+        </w:tabs>
+        <w:ind w:left="3600" w:hanging="360"/>
+      </w:pPr>
+      <w:rPr>
+        <w:rFonts w:ascii="Wingdings" w:hAnsi="Wingdings" w:hint="default"/>
+        <w:sz w:val="20"/>
+      </w:rPr>
+    </w:lvl>
+    <w:lvl w:ilvl="5" w:tentative="1">
+      <w:start w:val="1"/>
+      <w:numFmt w:val="bullet"/>
+      <w:lvlText w:val=""/>
+      <w:lvlJc w:val="left"/>
+      <w:pPr>
+        <w:tabs>
+          <w:tab w:val="num" w:pos="4320"/>
+        </w:tabs>
+        <w:ind w:left="4320" w:hanging="360"/>
+      </w:pPr>
+      <w:rPr>
+        <w:rFonts w:ascii="Wingdings" w:hAnsi="Wingdings" w:hint="default"/>
+        <w:sz w:val="20"/>
+      </w:rPr>
+    </w:lvl>
+    <w:lvl w:ilvl="6" w:tentative="1">
+      <w:start w:val="1"/>
+      <w:numFmt w:val="bullet"/>
+      <w:lvlText w:val=""/>
+      <w:lvlJc w:val="left"/>
+      <w:pPr>
+        <w:tabs>
+          <w:tab w:val="num" w:pos="5040"/>
+        </w:tabs>
+        <w:ind w:left="5040" w:hanging="360"/>
+      </w:pPr>
+      <w:rPr>
+        <w:rFonts w:ascii="Wingdings" w:hAnsi="Wingdings" w:hint="default"/>
+        <w:sz w:val="20"/>
+      </w:rPr>
+    </w:lvl>
+    <w:lvl w:ilvl="7" w:tentative="1">
+      <w:start w:val="1"/>
+      <w:numFmt w:val="bullet"/>
+      <w:lvlText w:val=""/>
+      <w:lvlJc w:val="left"/>
+      <w:pPr>
+        <w:tabs>
+          <w:tab w:val="num" w:pos="5760"/>
+        </w:tabs>
+        <w:ind w:left="5760" w:hanging="360"/>
+      </w:pPr>
+      <w:rPr>
+        <w:rFonts w:ascii="Wingdings" w:hAnsi="Wingdings" w:hint="default"/>
+        <w:sz w:val="20"/>
+      </w:rPr>
+    </w:lvl>
+    <w:lvl w:ilvl="8" w:tentative="1">
+      <w:start w:val="1"/>
+      <w:numFmt w:val="bullet"/>
+      <w:lvlText w:val=""/>
+      <w:lvlJc w:val="left"/>
+      <w:pPr>
+        <w:tabs>
+          <w:tab w:val="num" w:pos="6480"/>
+        </w:tabs>
+        <w:ind w:left="6480" w:hanging="360"/>
+      </w:pPr>
+      <w:rPr>
+        <w:rFonts w:ascii="Wingdings" w:hAnsi="Wingdings" w:hint="default"/>
+        <w:sz w:val="20"/>
+      </w:rPr>
+    </w:lvl>
+  </w:abstractNum>
+  <w:abstractNum w:abstractNumId="4" w15:restartNumberingAfterBreak="0">
+    <w:nsid w:val="430C690A"/>
+    <w:multiLevelType w:val="multilevel"/>
+    <w:tmpl w:val="F89ADCB0"/>
+    <w:lvl w:ilvl="0">
+      <w:start w:val="1"/>
+      <w:numFmt w:val="bullet"/>
+      <w:lvlText w:val=""/>
+      <w:lvlJc w:val="left"/>
+      <w:pPr>
+        <w:tabs>
+          <w:tab w:val="num" w:pos="720"/>
+        </w:tabs>
+        <w:ind w:left="720" w:hanging="360"/>
+      </w:pPr>
+      <w:rPr>
+        <w:rFonts w:ascii="Symbol" w:hAnsi="Symbol" w:hint="default"/>
+        <w:sz w:val="20"/>
+      </w:rPr>
+    </w:lvl>
+    <w:lvl w:ilvl="1" w:tentative="1">
+      <w:start w:val="1"/>
+      <w:numFmt w:val="bullet"/>
+      <w:lvlText w:val="o"/>
+      <w:lvlJc w:val="left"/>
+      <w:pPr>
+        <w:tabs>
+          <w:tab w:val="num" w:pos="1440"/>
+        </w:tabs>
+        <w:ind w:left="1440" w:hanging="360"/>
+      </w:pPr>
+      <w:rPr>
+        <w:rFonts w:ascii="Courier New" w:hAnsi="Courier New" w:hint="default"/>
+        <w:sz w:val="20"/>
+      </w:rPr>
+    </w:lvl>
+    <w:lvl w:ilvl="2" w:tentative="1">
+      <w:start w:val="1"/>
+      <w:numFmt w:val="bullet"/>
+      <w:lvlText w:val=""/>
+      <w:lvlJc w:val="left"/>
+      <w:pPr>
+        <w:tabs>
+          <w:tab w:val="num" w:pos="2160"/>
+        </w:tabs>
+        <w:ind w:left="2160" w:hanging="360"/>
+      </w:pPr>
+      <w:rPr>
+        <w:rFonts w:ascii="Wingdings" w:hAnsi="Wingdings" w:hint="default"/>
+        <w:sz w:val="20"/>
+      </w:rPr>
+    </w:lvl>
+    <w:lvl w:ilvl="3" w:tentative="1">
+      <w:start w:val="1"/>
+      <w:numFmt w:val="bullet"/>
+      <w:lvlText w:val=""/>
+      <w:lvlJc w:val="left"/>
+      <w:pPr>
+        <w:tabs>
+          <w:tab w:val="num" w:pos="2880"/>
+        </w:tabs>
+        <w:ind w:left="2880" w:hanging="360"/>
+      </w:pPr>
+      <w:rPr>
+        <w:rFonts w:ascii="Wingdings" w:hAnsi="Wingdings" w:hint="default"/>
+        <w:sz w:val="20"/>
+      </w:rPr>
+    </w:lvl>
+    <w:lvl w:ilvl="4" w:tentative="1">
+      <w:start w:val="1"/>
+      <w:numFmt w:val="bullet"/>
+      <w:lvlText w:val=""/>
+      <w:lvlJc w:val="left"/>
+      <w:pPr>
+        <w:tabs>
+          <w:tab w:val="num" w:pos="3600"/>
+        </w:tabs>
+        <w:ind w:left="3600" w:hanging="360"/>
+      </w:pPr>
+      <w:rPr>
+        <w:rFonts w:ascii="Wingdings" w:hAnsi="Wingdings" w:hint="default"/>
+        <w:sz w:val="20"/>
+      </w:rPr>
+    </w:lvl>
+    <w:lvl w:ilvl="5" w:tentative="1">
+      <w:start w:val="1"/>
+      <w:numFmt w:val="bullet"/>
+      <w:lvlText w:val=""/>
+      <w:lvlJc w:val="left"/>
+      <w:pPr>
+        <w:tabs>
+          <w:tab w:val="num" w:pos="4320"/>
+        </w:tabs>
+        <w:ind w:left="4320" w:hanging="360"/>
+      </w:pPr>
+      <w:rPr>
+        <w:rFonts w:ascii="Wingdings" w:hAnsi="Wingdings" w:hint="default"/>
+        <w:sz w:val="20"/>
+      </w:rPr>
+    </w:lvl>
+    <w:lvl w:ilvl="6" w:tentative="1">
+      <w:start w:val="1"/>
+      <w:numFmt w:val="bullet"/>
+      <w:lvlText w:val=""/>
+      <w:lvlJc w:val="left"/>
+      <w:pPr>
+        <w:tabs>
+          <w:tab w:val="num" w:pos="5040"/>
+        </w:tabs>
+        <w:ind w:left="5040" w:hanging="360"/>
+      </w:pPr>
+      <w:rPr>
+        <w:rFonts w:ascii="Wingdings" w:hAnsi="Wingdings" w:hint="default"/>
+        <w:sz w:val="20"/>
+      </w:rPr>
+    </w:lvl>
+    <w:lvl w:ilvl="7" w:tentative="1">
+      <w:start w:val="1"/>
+      <w:numFmt w:val="bullet"/>
+      <w:lvlText w:val=""/>
+      <w:lvlJc w:val="left"/>
+      <w:pPr>
+        <w:tabs>
+          <w:tab w:val="num" w:pos="5760"/>
+        </w:tabs>
+        <w:ind w:left="5760" w:hanging="360"/>
+      </w:pPr>
+      <w:rPr>
+        <w:rFonts w:ascii="Wingdings" w:hAnsi="Wingdings" w:hint="default"/>
+        <w:sz w:val="20"/>
+      </w:rPr>
+    </w:lvl>
+    <w:lvl w:ilvl="8" w:tentative="1">
+      <w:start w:val="1"/>
+      <w:numFmt w:val="bullet"/>
+      <w:lvlText w:val=""/>
+      <w:lvlJc w:val="left"/>
+      <w:pPr>
+        <w:tabs>
+          <w:tab w:val="num" w:pos="6480"/>
+        </w:tabs>
+        <w:ind w:left="6480" w:hanging="360"/>
+      </w:pPr>
+      <w:rPr>
+        <w:rFonts w:ascii="Wingdings" w:hAnsi="Wingdings" w:hint="default"/>
+        <w:sz w:val="20"/>
+      </w:rPr>
+    </w:lvl>
+  </w:abstractNum>
+  <w:abstractNum w:abstractNumId="5" w15:restartNumberingAfterBreak="0">
+    <w:nsid w:val="430E3884"/>
+    <w:multiLevelType w:val="multilevel"/>
+    <w:tmpl w:val="C81C7A02"/>
+    <w:lvl w:ilvl="0">
+      <w:start w:val="1"/>
+      <w:numFmt w:val="bullet"/>
+      <w:lvlText w:val=""/>
+      <w:lvlJc w:val="left"/>
+      <w:pPr>
+        <w:tabs>
+          <w:tab w:val="num" w:pos="720"/>
+        </w:tabs>
+        <w:ind w:left="720" w:hanging="360"/>
+      </w:pPr>
+      <w:rPr>
+        <w:rFonts w:ascii="Symbol" w:hAnsi="Symbol" w:hint="default"/>
+        <w:sz w:val="20"/>
+      </w:rPr>
+    </w:lvl>
+    <w:lvl w:ilvl="1" w:tentative="1">
+      <w:start w:val="1"/>
+      <w:numFmt w:val="bullet"/>
+      <w:lvlText w:val="o"/>
+      <w:lvlJc w:val="left"/>
+      <w:pPr>
+        <w:tabs>
+          <w:tab w:val="num" w:pos="1440"/>
+        </w:tabs>
+        <w:ind w:left="1440" w:hanging="360"/>
+      </w:pPr>
+      <w:rPr>
+        <w:rFonts w:ascii="Courier New" w:hAnsi="Courier New" w:hint="default"/>
+        <w:sz w:val="20"/>
+      </w:rPr>
+    </w:lvl>
+    <w:lvl w:ilvl="2" w:tentative="1">
+      <w:start w:val="1"/>
+      <w:numFmt w:val="bullet"/>
+      <w:lvlText w:val=""/>
+      <w:lvlJc w:val="left"/>
+      <w:pPr>
+        <w:tabs>
+          <w:tab w:val="num" w:pos="2160"/>
+        </w:tabs>
+        <w:ind w:left="2160" w:hanging="360"/>
+      </w:pPr>
+      <w:rPr>
+        <w:rFonts w:ascii="Wingdings" w:hAnsi="Wingdings" w:hint="default"/>
+        <w:sz w:val="20"/>
+      </w:rPr>
+    </w:lvl>
+    <w:lvl w:ilvl="3" w:tentative="1">
+      <w:start w:val="1"/>
+      <w:numFmt w:val="bullet"/>
+      <w:lvlText w:val=""/>
+      <w:lvlJc w:val="left"/>
+      <w:pPr>
+        <w:tabs>
+          <w:tab w:val="num" w:pos="2880"/>
+        </w:tabs>
+        <w:ind w:left="2880" w:hanging="360"/>
+      </w:pPr>
+      <w:rPr>
+        <w:rFonts w:ascii="Wingdings" w:hAnsi="Wingdings" w:hint="default"/>
+        <w:sz w:val="20"/>
+      </w:rPr>
+    </w:lvl>
+    <w:lvl w:ilvl="4" w:tentative="1">
+      <w:start w:val="1"/>
+      <w:numFmt w:val="bullet"/>
+      <w:lvlText w:val=""/>
+      <w:lvlJc w:val="left"/>
+      <w:pPr>
+        <w:tabs>
+          <w:tab w:val="num" w:pos="3600"/>
+        </w:tabs>
+        <w:ind w:left="3600" w:hanging="360"/>
+      </w:pPr>
+      <w:rPr>
+        <w:rFonts w:ascii="Wingdings" w:hAnsi="Wingdings" w:hint="default"/>
+        <w:sz w:val="20"/>
+      </w:rPr>
+    </w:lvl>
+    <w:lvl w:ilvl="5" w:tentative="1">
+      <w:start w:val="1"/>
+      <w:numFmt w:val="bullet"/>
+      <w:lvlText w:val=""/>
+      <w:lvlJc w:val="left"/>
+      <w:pPr>
+        <w:tabs>
+          <w:tab w:val="num" w:pos="4320"/>
+        </w:tabs>
+        <w:ind w:left="4320" w:hanging="360"/>
+      </w:pPr>
+      <w:rPr>
+        <w:rFonts w:ascii="Wingdings" w:hAnsi="Wingdings" w:hint="default"/>
+        <w:sz w:val="20"/>
+      </w:rPr>
+    </w:lvl>
+    <w:lvl w:ilvl="6" w:tentative="1">
+      <w:start w:val="1"/>
+      <w:numFmt w:val="bullet"/>
+      <w:lvlText w:val=""/>
+      <w:lvlJc w:val="left"/>
+      <w:pPr>
+        <w:tabs>
+          <w:tab w:val="num" w:pos="5040"/>
+        </w:tabs>
+        <w:ind w:left="5040" w:hanging="360"/>
+      </w:pPr>
+      <w:rPr>
+        <w:rFonts w:ascii="Wingdings" w:hAnsi="Wingdings" w:hint="default"/>
+        <w:sz w:val="20"/>
+      </w:rPr>
+    </w:lvl>
+    <w:lvl w:ilvl="7" w:tentative="1">
+      <w:start w:val="1"/>
+      <w:numFmt w:val="bullet"/>
+      <w:lvlText w:val=""/>
+      <w:lvlJc w:val="left"/>
+      <w:pPr>
+        <w:tabs>
+          <w:tab w:val="num" w:pos="5760"/>
+        </w:tabs>
+        <w:ind w:left="5760" w:hanging="360"/>
+      </w:pPr>
+      <w:rPr>
+        <w:rFonts w:ascii="Wingdings" w:hAnsi="Wingdings" w:hint="default"/>
+        <w:sz w:val="20"/>
+      </w:rPr>
+    </w:lvl>
+    <w:lvl w:ilvl="8" w:tentative="1">
+      <w:start w:val="1"/>
+      <w:numFmt w:val="bullet"/>
+      <w:lvlText w:val=""/>
+      <w:lvlJc w:val="left"/>
+      <w:pPr>
+        <w:tabs>
+          <w:tab w:val="num" w:pos="6480"/>
+        </w:tabs>
+        <w:ind w:left="6480" w:hanging="360"/>
+      </w:pPr>
+      <w:rPr>
+        <w:rFonts w:ascii="Wingdings" w:hAnsi="Wingdings" w:hint="default"/>
+        <w:sz w:val="20"/>
+      </w:rPr>
+    </w:lvl>
+  </w:abstractNum>
+  <w:abstractNum w:abstractNumId="6" w15:restartNumberingAfterBreak="0">
+    <w:nsid w:val="47054FF7"/>
+    <w:multiLevelType w:val="multilevel"/>
+    <w:tmpl w:val="DB665F1C"/>
+    <w:lvl w:ilvl="0">
+      <w:start w:val="1"/>
+      <w:numFmt w:val="bullet"/>
+      <w:lvlText w:val=""/>
+      <w:lvlJc w:val="left"/>
+      <w:pPr>
+        <w:tabs>
+          <w:tab w:val="num" w:pos="720"/>
+        </w:tabs>
+        <w:ind w:left="720" w:hanging="360"/>
+      </w:pPr>
+      <w:rPr>
+        <w:rFonts w:ascii="Symbol" w:hAnsi="Symbol" w:hint="default"/>
+        <w:sz w:val="20"/>
+      </w:rPr>
+    </w:lvl>
+    <w:lvl w:ilvl="1" w:tentative="1">
+      <w:start w:val="1"/>
+      <w:numFmt w:val="bullet"/>
+      <w:lvlText w:val="o"/>
+      <w:lvlJc w:val="left"/>
+      <w:pPr>
+        <w:tabs>
+          <w:tab w:val="num" w:pos="1440"/>
+        </w:tabs>
+        <w:ind w:left="1440" w:hanging="360"/>
+      </w:pPr>
+      <w:rPr>
+        <w:rFonts w:ascii="Courier New" w:hAnsi="Courier New" w:hint="default"/>
+        <w:sz w:val="20"/>
+      </w:rPr>
+    </w:lvl>
+    <w:lvl w:ilvl="2" w:tentative="1">
+      <w:start w:val="1"/>
+      <w:numFmt w:val="bullet"/>
+      <w:lvlText w:val=""/>
+      <w:lvlJc w:val="left"/>
+      <w:pPr>
+        <w:tabs>
+          <w:tab w:val="num" w:pos="2160"/>
+        </w:tabs>
+        <w:ind w:left="2160" w:hanging="360"/>
+      </w:pPr>
+      <w:rPr>
+        <w:rFonts w:ascii="Wingdings" w:hAnsi="Wingdings" w:hint="default"/>
+        <w:sz w:val="20"/>
+      </w:rPr>
+    </w:lvl>
+    <w:lvl w:ilvl="3" w:tentative="1">
+      <w:start w:val="1"/>
+      <w:numFmt w:val="bullet"/>
+      <w:lvlText w:val=""/>
+      <w:lvlJc w:val="left"/>
+      <w:pPr>
+        <w:tabs>
+          <w:tab w:val="num" w:pos="2880"/>
+        </w:tabs>
+        <w:ind w:left="2880" w:hanging="360"/>
+      </w:pPr>
+      <w:rPr>
+        <w:rFonts w:ascii="Wingdings" w:hAnsi="Wingdings" w:hint="default"/>
+        <w:sz w:val="20"/>
+      </w:rPr>
+    </w:lvl>
+    <w:lvl w:ilvl="4" w:tentative="1">
+      <w:start w:val="1"/>
+      <w:numFmt w:val="bullet"/>
+      <w:lvlText w:val=""/>
+      <w:lvlJc w:val="left"/>
+      <w:pPr>
+        <w:tabs>
+          <w:tab w:val="num" w:pos="3600"/>
+        </w:tabs>
+        <w:ind w:left="3600" w:hanging="360"/>
+      </w:pPr>
+      <w:rPr>
+        <w:rFonts w:ascii="Wingdings" w:hAnsi="Wingdings" w:hint="default"/>
+        <w:sz w:val="20"/>
+      </w:rPr>
+    </w:lvl>
+    <w:lvl w:ilvl="5" w:tentative="1">
+      <w:start w:val="1"/>
+      <w:numFmt w:val="bullet"/>
+      <w:lvlText w:val=""/>
+      <w:lvlJc w:val="left"/>
+      <w:pPr>
+        <w:tabs>
+          <w:tab w:val="num" w:pos="4320"/>
+        </w:tabs>
+        <w:ind w:left="4320" w:hanging="360"/>
+      </w:pPr>
+      <w:rPr>
+        <w:rFonts w:ascii="Wingdings" w:hAnsi="Wingdings" w:hint="default"/>
+        <w:sz w:val="20"/>
+      </w:rPr>
+    </w:lvl>
+    <w:lvl w:ilvl="6" w:tentative="1">
+      <w:start w:val="1"/>
+      <w:numFmt w:val="bullet"/>
+      <w:lvlText w:val=""/>
+      <w:lvlJc w:val="left"/>
+      <w:pPr>
+        <w:tabs>
+          <w:tab w:val="num" w:pos="5040"/>
+        </w:tabs>
+        <w:ind w:left="5040" w:hanging="360"/>
+      </w:pPr>
+      <w:rPr>
+        <w:rFonts w:ascii="Wingdings" w:hAnsi="Wingdings" w:hint="default"/>
+        <w:sz w:val="20"/>
+      </w:rPr>
+    </w:lvl>
+    <w:lvl w:ilvl="7" w:tentative="1">
+      <w:start w:val="1"/>
+      <w:numFmt w:val="bullet"/>
+      <w:lvlText w:val=""/>
+      <w:lvlJc w:val="left"/>
+      <w:pPr>
+        <w:tabs>
+          <w:tab w:val="num" w:pos="5760"/>
+        </w:tabs>
+        <w:ind w:left="5760" w:hanging="360"/>
+      </w:pPr>
+      <w:rPr>
+        <w:rFonts w:ascii="Wingdings" w:hAnsi="Wingdings" w:hint="default"/>
+        <w:sz w:val="20"/>
+      </w:rPr>
+    </w:lvl>
+    <w:lvl w:ilvl="8" w:tentative="1">
+      <w:start w:val="1"/>
+      <w:numFmt w:val="bullet"/>
+      <w:lvlText w:val=""/>
+      <w:lvlJc w:val="left"/>
+      <w:pPr>
+        <w:tabs>
+          <w:tab w:val="num" w:pos="6480"/>
+        </w:tabs>
+        <w:ind w:left="6480" w:hanging="360"/>
+      </w:pPr>
+      <w:rPr>
+        <w:rFonts w:ascii="Wingdings" w:hAnsi="Wingdings" w:hint="default"/>
+        <w:sz w:val="20"/>
+      </w:rPr>
+    </w:lvl>
+  </w:abstractNum>
+  <w:abstractNum w:abstractNumId="7" w15:restartNumberingAfterBreak="0">
+    <w:nsid w:val="4F9961CF"/>
+    <w:multiLevelType w:val="multilevel"/>
+    <w:tmpl w:val="3296EE7A"/>
+    <w:lvl w:ilvl="0">
+      <w:start w:val="1"/>
+      <w:numFmt w:val="bullet"/>
+      <w:lvlText w:val=""/>
+      <w:lvlJc w:val="left"/>
+      <w:pPr>
+        <w:tabs>
+          <w:tab w:val="num" w:pos="720"/>
+        </w:tabs>
+        <w:ind w:left="720" w:hanging="360"/>
+      </w:pPr>
+      <w:rPr>
+        <w:rFonts w:ascii="Symbol" w:hAnsi="Symbol" w:hint="default"/>
+        <w:sz w:val="20"/>
+      </w:rPr>
+    </w:lvl>
+    <w:lvl w:ilvl="1" w:tentative="1">
+      <w:start w:val="1"/>
+      <w:numFmt w:val="bullet"/>
+      <w:lvlText w:val="o"/>
+      <w:lvlJc w:val="left"/>
+      <w:pPr>
+        <w:tabs>
+          <w:tab w:val="num" w:pos="1440"/>
+        </w:tabs>
+        <w:ind w:left="1440" w:hanging="360"/>
+      </w:pPr>
+      <w:rPr>
+        <w:rFonts w:ascii="Courier New" w:hAnsi="Courier New" w:hint="default"/>
+        <w:sz w:val="20"/>
+      </w:rPr>
+    </w:lvl>
+    <w:lvl w:ilvl="2" w:tentative="1">
+      <w:start w:val="1"/>
+      <w:numFmt w:val="bullet"/>
+      <w:lvlText w:val=""/>
+      <w:lvlJc w:val="left"/>
+      <w:pPr>
+        <w:tabs>
+          <w:tab w:val="num" w:pos="2160"/>
+        </w:tabs>
+        <w:ind w:left="2160" w:hanging="360"/>
+      </w:pPr>
+      <w:rPr>
+        <w:rFonts w:ascii="Wingdings" w:hAnsi="Wingdings" w:hint="default"/>
+        <w:sz w:val="20"/>
+      </w:rPr>
+    </w:lvl>
+    <w:lvl w:ilvl="3" w:tentative="1">
+      <w:start w:val="1"/>
+      <w:numFmt w:val="bullet"/>
+      <w:lvlText w:val=""/>
+      <w:lvlJc w:val="left"/>
+      <w:pPr>
+        <w:tabs>
+          <w:tab w:val="num" w:pos="2880"/>
+        </w:tabs>
+        <w:ind w:left="2880" w:hanging="360"/>
+      </w:pPr>
+      <w:rPr>
+        <w:rFonts w:ascii="Wingdings" w:hAnsi="Wingdings" w:hint="default"/>
+        <w:sz w:val="20"/>
+      </w:rPr>
+    </w:lvl>
+    <w:lvl w:ilvl="4" w:tentative="1">
+      <w:start w:val="1"/>
+      <w:numFmt w:val="bullet"/>
+      <w:lvlText w:val=""/>
+      <w:lvlJc w:val="left"/>
+      <w:pPr>
+        <w:tabs>
+          <w:tab w:val="num" w:pos="3600"/>
+        </w:tabs>
+        <w:ind w:left="3600" w:hanging="360"/>
+      </w:pPr>
+      <w:rPr>
+        <w:rFonts w:ascii="Wingdings" w:hAnsi="Wingdings" w:hint="default"/>
+        <w:sz w:val="20"/>
+      </w:rPr>
+    </w:lvl>
+    <w:lvl w:ilvl="5" w:tentative="1">
+      <w:start w:val="1"/>
+      <w:numFmt w:val="bullet"/>
+      <w:lvlText w:val=""/>
+      <w:lvlJc w:val="left"/>
+      <w:pPr>
+        <w:tabs>
+          <w:tab w:val="num" w:pos="4320"/>
+        </w:tabs>
+        <w:ind w:left="4320" w:hanging="360"/>
+      </w:pPr>
+      <w:rPr>
+        <w:rFonts w:ascii="Wingdings" w:hAnsi="Wingdings" w:hint="default"/>
+        <w:sz w:val="20"/>
+      </w:rPr>
+    </w:lvl>
+    <w:lvl w:ilvl="6" w:tentative="1">
+      <w:start w:val="1"/>
+      <w:numFmt w:val="bullet"/>
+      <w:lvlText w:val=""/>
+      <w:lvlJc w:val="left"/>
+      <w:pPr>
+        <w:tabs>
+          <w:tab w:val="num" w:pos="5040"/>
+        </w:tabs>
+        <w:ind w:left="5040" w:hanging="360"/>
+      </w:pPr>
+      <w:rPr>
+        <w:rFonts w:ascii="Wingdings" w:hAnsi="Wingdings" w:hint="default"/>
+        <w:sz w:val="20"/>
+      </w:rPr>
+    </w:lvl>
+    <w:lvl w:ilvl="7" w:tentative="1">
+      <w:start w:val="1"/>
+      <w:numFmt w:val="bullet"/>
+      <w:lvlText w:val=""/>
+      <w:lvlJc w:val="left"/>
+      <w:pPr>
+        <w:tabs>
+          <w:tab w:val="num" w:pos="5760"/>
+        </w:tabs>
+        <w:ind w:left="5760" w:hanging="360"/>
+      </w:pPr>
+      <w:rPr>
+        <w:rFonts w:ascii="Wingdings" w:hAnsi="Wingdings" w:hint="default"/>
+        <w:sz w:val="20"/>
+      </w:rPr>
+    </w:lvl>
+    <w:lvl w:ilvl="8" w:tentative="1">
+      <w:start w:val="1"/>
+      <w:numFmt w:val="bullet"/>
+      <w:lvlText w:val=""/>
+      <w:lvlJc w:val="left"/>
+      <w:pPr>
+        <w:tabs>
+          <w:tab w:val="num" w:pos="6480"/>
+        </w:tabs>
+        <w:ind w:left="6480" w:hanging="360"/>
+      </w:pPr>
+      <w:rPr>
+        <w:rFonts w:ascii="Wingdings" w:hAnsi="Wingdings" w:hint="default"/>
+        <w:sz w:val="20"/>
+      </w:rPr>
+    </w:lvl>
+  </w:abstractNum>
+  <w:abstractNum w:abstractNumId="8" w15:restartNumberingAfterBreak="0">
+    <w:nsid w:val="7644500E"/>
+    <w:multiLevelType w:val="multilevel"/>
+    <w:tmpl w:val="C4186CF0"/>
+    <w:lvl w:ilvl="0">
+      <w:start w:val="1"/>
+      <w:numFmt w:val="bullet"/>
+      <w:lvlText w:val=""/>
+      <w:lvlJc w:val="left"/>
+      <w:pPr>
+        <w:tabs>
+          <w:tab w:val="num" w:pos="720"/>
+        </w:tabs>
+        <w:ind w:left="720" w:hanging="360"/>
+      </w:pPr>
+      <w:rPr>
+        <w:rFonts w:ascii="Symbol" w:hAnsi="Symbol" w:hint="default"/>
+        <w:sz w:val="20"/>
+      </w:rPr>
+    </w:lvl>
+    <w:lvl w:ilvl="1" w:tentative="1">
+      <w:start w:val="1"/>
+      <w:numFmt w:val="bullet"/>
+      <w:lvlText w:val="o"/>
+      <w:lvlJc w:val="left"/>
+      <w:pPr>
+        <w:tabs>
+          <w:tab w:val="num" w:pos="1440"/>
+        </w:tabs>
+        <w:ind w:left="1440" w:hanging="360"/>
+      </w:pPr>
+      <w:rPr>
+        <w:rFonts w:ascii="Courier New" w:hAnsi="Courier New" w:hint="default"/>
+        <w:sz w:val="20"/>
+      </w:rPr>
+    </w:lvl>
+    <w:lvl w:ilvl="2" w:tentative="1">
+      <w:start w:val="1"/>
+      <w:numFmt w:val="bullet"/>
+      <w:lvlText w:val=""/>
+      <w:lvlJc w:val="left"/>
+      <w:pPr>
+        <w:tabs>
+          <w:tab w:val="num" w:pos="2160"/>
+        </w:tabs>
+        <w:ind w:left="2160" w:hanging="360"/>
+      </w:pPr>
+      <w:rPr>
+        <w:rFonts w:ascii="Wingdings" w:hAnsi="Wingdings" w:hint="default"/>
+        <w:sz w:val="20"/>
+      </w:rPr>
+    </w:lvl>
+    <w:lvl w:ilvl="3" w:tentative="1">
+      <w:start w:val="1"/>
+      <w:numFmt w:val="bullet"/>
+      <w:lvlText w:val=""/>
+      <w:lvlJc w:val="left"/>
+      <w:pPr>
+        <w:tabs>
+          <w:tab w:val="num" w:pos="2880"/>
+        </w:tabs>
+        <w:ind w:left="2880" w:hanging="360"/>
+      </w:pPr>
+      <w:rPr>
+        <w:rFonts w:ascii="Wingdings" w:hAnsi="Wingdings" w:hint="default"/>
+        <w:sz w:val="20"/>
+      </w:rPr>
+    </w:lvl>
+    <w:lvl w:ilvl="4" w:tentative="1">
+      <w:start w:val="1"/>
+      <w:numFmt w:val="bullet"/>
+      <w:lvlText w:val=""/>
+      <w:lvlJc w:val="left"/>
+      <w:pPr>
+        <w:tabs>
+          <w:tab w:val="num" w:pos="3600"/>
+        </w:tabs>
+        <w:ind w:left="3600" w:hanging="360"/>
+      </w:pPr>
+      <w:rPr>
+        <w:rFonts w:ascii="Wingdings" w:hAnsi="Wingdings" w:hint="default"/>
+        <w:sz w:val="20"/>
+      </w:rPr>
+    </w:lvl>
+    <w:lvl w:ilvl="5" w:tentative="1">
+      <w:start w:val="1"/>
+      <w:numFmt w:val="bullet"/>
+      <w:lvlText w:val=""/>
+      <w:lvlJc w:val="left"/>
+      <w:pPr>
+        <w:tabs>
+          <w:tab w:val="num" w:pos="4320"/>
+        </w:tabs>
+        <w:ind w:left="4320" w:hanging="360"/>
+      </w:pPr>
+      <w:rPr>
+        <w:rFonts w:ascii="Wingdings" w:hAnsi="Wingdings" w:hint="default"/>
+        <w:sz w:val="20"/>
+      </w:rPr>
+    </w:lvl>
+    <w:lvl w:ilvl="6" w:tentative="1">
+      <w:start w:val="1"/>
+      <w:numFmt w:val="bullet"/>
+      <w:lvlText w:val=""/>
+      <w:lvlJc w:val="left"/>
+      <w:pPr>
+        <w:tabs>
+          <w:tab w:val="num" w:pos="5040"/>
+        </w:tabs>
+        <w:ind w:left="5040" w:hanging="360"/>
+      </w:pPr>
+      <w:rPr>
+        <w:rFonts w:ascii="Wingdings" w:hAnsi="Wingdings" w:hint="default"/>
+        <w:sz w:val="20"/>
+      </w:rPr>
+    </w:lvl>
+    <w:lvl w:ilvl="7" w:tentative="1">
+      <w:start w:val="1"/>
+      <w:numFmt w:val="bullet"/>
+      <w:lvlText w:val=""/>
+      <w:lvlJc w:val="left"/>
+      <w:pPr>
+        <w:tabs>
+          <w:tab w:val="num" w:pos="5760"/>
+        </w:tabs>
+        <w:ind w:left="5760" w:hanging="360"/>
+      </w:pPr>
+      <w:rPr>
+        <w:rFonts w:ascii="Wingdings" w:hAnsi="Wingdings" w:hint="default"/>
+        <w:sz w:val="20"/>
+      </w:rPr>
+    </w:lvl>
+    <w:lvl w:ilvl="8" w:tentative="1">
+      <w:start w:val="1"/>
+      <w:numFmt w:val="bullet"/>
+      <w:lvlText w:val=""/>
+      <w:lvlJc w:val="left"/>
+      <w:pPr>
+        <w:tabs>
+          <w:tab w:val="num" w:pos="6480"/>
+        </w:tabs>
+        <w:ind w:left="6480" w:hanging="360"/>
+      </w:pPr>
+      <w:rPr>
+        <w:rFonts w:ascii="Wingdings" w:hAnsi="Wingdings" w:hint="default"/>
+        <w:sz w:val="20"/>
+      </w:rPr>
+    </w:lvl>
+  </w:abstractNum>
+  <w:num w:numId="1" w16cid:durableId="133912408">
+    <w:abstractNumId w:val="6"/>
+  </w:num>
+  <w:num w:numId="2" w16cid:durableId="283970158">
     <w:abstractNumId w:val="1"/>
   </w:num>
-  <w:num w:numId="2" w16cid:durableId="1318071134">
+  <w:num w:numId="3" w16cid:durableId="557085751">
+    <w:abstractNumId w:val="7"/>
+  </w:num>
+  <w:num w:numId="4" w16cid:durableId="1723793828">
+    <w:abstractNumId w:val="4"/>
+  </w:num>
+  <w:num w:numId="5" w16cid:durableId="1019625567">
     <w:abstractNumId w:val="0"/>
   </w:num>
-  <w:num w:numId="3" w16cid:durableId="676812383">
+  <w:num w:numId="6" w16cid:durableId="860320950">
+    <w:abstractNumId w:val="3"/>
+  </w:num>
+  <w:num w:numId="7" w16cid:durableId="200633644">
+    <w:abstractNumId w:val="5"/>
+  </w:num>
+  <w:num w:numId="8" w16cid:durableId="1706632525">
+    <w:abstractNumId w:val="8"/>
+  </w:num>
+  <w:num w:numId="9" w16cid:durableId="477189463">
     <w:abstractNumId w:val="2"/>
   </w:num>
 </w:numbering>
@@ -2945,6 +4718,25 @@
       <w:spacing w:before="150" w:after="150"/>
     </w:pPr>
   </w:style>
+  <w:style w:type="paragraph" w:customStyle="1" w:styleId="github-link">
+    <w:name w:val="github-link"/>
+    <w:basedOn w:val="Normal"/>
+    <w:pPr>
+      <w:pBdr>
+        <w:top w:val="single" w:sz="6" w:space="8" w:color="003366"/>
+        <w:left w:val="single" w:sz="6" w:space="8" w:color="003366"/>
+        <w:bottom w:val="single" w:sz="6" w:space="8" w:color="003366"/>
+        <w:right w:val="single" w:sz="6" w:space="8" w:color="003366"/>
+      </w:pBdr>
+      <w:shd w:val="clear" w:color="auto" w:fill="F0F4F8"/>
+      <w:wordWrap w:val="0"/>
+      <w:spacing w:before="225" w:after="100" w:afterAutospacing="1"/>
+    </w:pPr>
+    <w:rPr>
+      <w:b/>
+      <w:bCs/>
+    </w:rPr>
+  </w:style>
   <w:style w:type="paragraph" w:styleId="NormalWeb">
     <w:name w:val="Normal (Web)"/>
     <w:basedOn w:val="Normal"/>
